--- a/docs/Memoria_RL_Conduccion_Autonoma.docx
+++ b/docs/Memoria_RL_Conduccion_Autonoma.docx
@@ -221,12 +221,8 @@
       </w:r>
     </w:p>
     <w:p>
-      <w:r>
-        <w:br w:type="page"/>
-      </w:r>
-    </w:p>
-    <w:p>
-      <w:pPr>
+      <w:pPr>
+        <w:pageBreakBefore/>
         <w:pBdr>
           <w:bottom w:val="single" w:sz="6" w:space="4" w:color="2E6DB8"/>
         </w:pBdr>
@@ -554,12 +550,532 @@
       </w:r>
     </w:p>
     <w:p>
-      <w:r>
-        <w:br w:type="page"/>
-      </w:r>
-    </w:p>
-    <w:p>
-      <w:pPr>
+      <w:pPr>
+        <w:tabs>
+          <w:tab w:val="right" w:leader="dot" w:pos="8721"/>
+        </w:tabs>
+        <w:spacing w:after="60"/>
+        <w:ind w:left="454"/>
+      </w:pPr>
+      <w:r>
+        <w:rPr>
+          <w:color w:val="333333"/>
+          <w:sz w:val="20"/>
+        </w:rPr>
+        <w:t>2.9  Lecciones de la Fase 1 y puente hacia Duckietown</w:t>
+      </w:r>
+      <w:r>
+        <w:rPr>
+          <w:color w:val="333333"/>
+          <w:sz w:val="20"/>
+        </w:rPr>
+        <w:tab/>
+        <w:t>10</w:t>
+      </w:r>
+    </w:p>
+    <w:p>
+      <w:pPr>
+        <w:tabs>
+          <w:tab w:val="right" w:leader="dot" w:pos="8721"/>
+        </w:tabs>
+        <w:spacing w:before="120" w:after="140"/>
+      </w:pPr>
+      <w:r>
+        <w:rPr>
+          <w:b/>
+          <w:color w:val="1B3A6B"/>
+        </w:rPr>
+        <w:t>3.  De FrozenLake a Duckietown: problema, librería y visión</w:t>
+      </w:r>
+      <w:r>
+        <w:rPr>
+          <w:b/>
+          <w:color w:val="1B3A6B"/>
+        </w:rPr>
+        <w:tab/>
+        <w:t>11</w:t>
+      </w:r>
+    </w:p>
+    <w:p>
+      <w:pPr>
+        <w:tabs>
+          <w:tab w:val="right" w:leader="dot" w:pos="8721"/>
+        </w:tabs>
+        <w:spacing w:after="60"/>
+        <w:ind w:left="454"/>
+      </w:pPr>
+      <w:r>
+        <w:rPr>
+          <w:color w:val="333333"/>
+          <w:sz w:val="20"/>
+        </w:rPr>
+        <w:t>3.1  El problema: conducción autónoma con visión</w:t>
+      </w:r>
+      <w:r>
+        <w:rPr>
+          <w:color w:val="333333"/>
+          <w:sz w:val="20"/>
+        </w:rPr>
+        <w:tab/>
+        <w:t>11</w:t>
+      </w:r>
+    </w:p>
+    <w:p>
+      <w:pPr>
+        <w:tabs>
+          <w:tab w:val="right" w:leader="dot" w:pos="8721"/>
+        </w:tabs>
+        <w:spacing w:after="60"/>
+        <w:ind w:left="454"/>
+      </w:pPr>
+      <w:r>
+        <w:rPr>
+          <w:color w:val="333333"/>
+          <w:sz w:val="20"/>
+        </w:rPr>
+        <w:t>3.2  Integración de la librería gym-duckietown</w:t>
+      </w:r>
+      <w:r>
+        <w:rPr>
+          <w:color w:val="333333"/>
+          <w:sz w:val="20"/>
+        </w:rPr>
+        <w:tab/>
+        <w:t>11</w:t>
+      </w:r>
+    </w:p>
+    <w:p>
+      <w:pPr>
+        <w:tabs>
+          <w:tab w:val="right" w:leader="dot" w:pos="8721"/>
+        </w:tabs>
+        <w:spacing w:after="60"/>
+        <w:ind w:left="454"/>
+      </w:pPr>
+      <w:r>
+        <w:rPr>
+          <w:color w:val="333333"/>
+          <w:sz w:val="20"/>
+        </w:rPr>
+        <w:t>3.3  Visión artificial: del píxel a la decisión</w:t>
+      </w:r>
+      <w:r>
+        <w:rPr>
+          <w:color w:val="333333"/>
+          <w:sz w:val="20"/>
+        </w:rPr>
+        <w:tab/>
+        <w:t>12</w:t>
+      </w:r>
+    </w:p>
+    <w:p>
+      <w:pPr>
+        <w:tabs>
+          <w:tab w:val="right" w:leader="dot" w:pos="8721"/>
+        </w:tabs>
+        <w:spacing w:after="60"/>
+        <w:ind w:left="454"/>
+      </w:pPr>
+      <w:r>
+        <w:rPr>
+          <w:color w:val="333333"/>
+          <w:sz w:val="20"/>
+        </w:rPr>
+        <w:t>3.4  Espacio de acciones y recompensa compartidos</w:t>
+      </w:r>
+      <w:r>
+        <w:rPr>
+          <w:color w:val="333333"/>
+          <w:sz w:val="20"/>
+        </w:rPr>
+        <w:tab/>
+        <w:t>13</w:t>
+      </w:r>
+    </w:p>
+    <w:p>
+      <w:pPr>
+        <w:tabs>
+          <w:tab w:val="right" w:leader="dot" w:pos="8721"/>
+        </w:tabs>
+        <w:spacing w:before="120" w:after="140"/>
+      </w:pPr>
+      <w:r>
+        <w:rPr>
+          <w:b/>
+          <w:color w:val="1B3A6B"/>
+        </w:rPr>
+        <w:t>4.  Fase 2 — DQN y PPO en Duckietown</w:t>
+      </w:r>
+      <w:r>
+        <w:rPr>
+          <w:b/>
+          <w:color w:val="1B3A6B"/>
+        </w:rPr>
+        <w:tab/>
+        <w:t>15</w:t>
+      </w:r>
+    </w:p>
+    <w:p>
+      <w:pPr>
+        <w:tabs>
+          <w:tab w:val="right" w:leader="dot" w:pos="8721"/>
+        </w:tabs>
+        <w:spacing w:after="60"/>
+        <w:ind w:left="454"/>
+      </w:pPr>
+      <w:r>
+        <w:rPr>
+          <w:color w:val="333333"/>
+          <w:sz w:val="20"/>
+        </w:rPr>
+        <w:t>4.1  DQN: Q-Learning con aproximación neuronal</w:t>
+      </w:r>
+      <w:r>
+        <w:rPr>
+          <w:color w:val="333333"/>
+          <w:sz w:val="20"/>
+        </w:rPr>
+        <w:tab/>
+        <w:t>15</w:t>
+      </w:r>
+    </w:p>
+    <w:p>
+      <w:pPr>
+        <w:tabs>
+          <w:tab w:val="right" w:leader="dot" w:pos="8721"/>
+        </w:tabs>
+        <w:spacing w:after="60"/>
+        <w:ind w:left="454"/>
+      </w:pPr>
+      <w:r>
+        <w:rPr>
+          <w:color w:val="333333"/>
+          <w:sz w:val="20"/>
+        </w:rPr>
+        <w:t>4.2  PPO: gradiente de política con recorte</w:t>
+      </w:r>
+      <w:r>
+        <w:rPr>
+          <w:color w:val="333333"/>
+          <w:sz w:val="20"/>
+        </w:rPr>
+        <w:tab/>
+        <w:t>16</w:t>
+      </w:r>
+    </w:p>
+    <w:p>
+      <w:pPr>
+        <w:tabs>
+          <w:tab w:val="right" w:leader="dot" w:pos="8721"/>
+        </w:tabs>
+        <w:spacing w:after="60"/>
+        <w:ind w:left="454"/>
+      </w:pPr>
+      <w:r>
+        <w:rPr>
+          <w:color w:val="333333"/>
+          <w:sz w:val="20"/>
+        </w:rPr>
+        <w:t>4.3  Procedimiento de entrenamiento común</w:t>
+      </w:r>
+      <w:r>
+        <w:rPr>
+          <w:color w:val="333333"/>
+          <w:sz w:val="20"/>
+        </w:rPr>
+        <w:tab/>
+        <w:t>17</w:t>
+      </w:r>
+    </w:p>
+    <w:p>
+      <w:pPr>
+        <w:tabs>
+          <w:tab w:val="right" w:leader="dot" w:pos="8721"/>
+        </w:tabs>
+        <w:spacing w:after="60"/>
+        <w:ind w:left="454"/>
+      </w:pPr>
+      <w:r>
+        <w:rPr>
+          <w:color w:val="333333"/>
+          <w:sz w:val="20"/>
+        </w:rPr>
+        <w:t>4.4  Resultados de la Fase 2</w:t>
+      </w:r>
+      <w:r>
+        <w:rPr>
+          <w:color w:val="333333"/>
+          <w:sz w:val="20"/>
+        </w:rPr>
+        <w:tab/>
+        <w:t>17</w:t>
+      </w:r>
+    </w:p>
+    <w:p>
+      <w:pPr>
+        <w:tabs>
+          <w:tab w:val="right" w:leader="dot" w:pos="8721"/>
+        </w:tabs>
+        <w:spacing w:before="120" w:after="140"/>
+      </w:pPr>
+      <w:r>
+        <w:rPr>
+          <w:b/>
+          <w:color w:val="1B3A6B"/>
+        </w:rPr>
+        <w:t>5.  Fase 3 — SAC: Soft Actor-Critic</w:t>
+      </w:r>
+      <w:r>
+        <w:rPr>
+          <w:b/>
+          <w:color w:val="1B3A6B"/>
+        </w:rPr>
+        <w:tab/>
+        <w:t>19</w:t>
+      </w:r>
+    </w:p>
+    <w:p>
+      <w:pPr>
+        <w:tabs>
+          <w:tab w:val="right" w:leader="dot" w:pos="8721"/>
+        </w:tabs>
+        <w:spacing w:after="60"/>
+        <w:ind w:left="454"/>
+      </w:pPr>
+      <w:r>
+        <w:rPr>
+          <w:color w:val="333333"/>
+          <w:sz w:val="20"/>
+        </w:rPr>
+        <w:t>5.1  Por qué SAC como algoritmo avanzado</w:t>
+      </w:r>
+      <w:r>
+        <w:rPr>
+          <w:color w:val="333333"/>
+          <w:sz w:val="20"/>
+        </w:rPr>
+        <w:tab/>
+        <w:t>19</w:t>
+      </w:r>
+    </w:p>
+    <w:p>
+      <w:pPr>
+        <w:tabs>
+          <w:tab w:val="right" w:leader="dot" w:pos="8721"/>
+        </w:tabs>
+        <w:spacing w:after="60"/>
+        <w:ind w:left="454"/>
+      </w:pPr>
+      <w:r>
+        <w:rPr>
+          <w:color w:val="333333"/>
+          <w:sz w:val="20"/>
+        </w:rPr>
+        <w:t>5.2  Cómo funciona: máxima entropía y twin critics</w:t>
+      </w:r>
+      <w:r>
+        <w:rPr>
+          <w:color w:val="333333"/>
+          <w:sz w:val="20"/>
+        </w:rPr>
+        <w:tab/>
+        <w:t>19</w:t>
+      </w:r>
+    </w:p>
+    <w:p>
+      <w:pPr>
+        <w:tabs>
+          <w:tab w:val="right" w:leader="dot" w:pos="8721"/>
+        </w:tabs>
+        <w:spacing w:after="60"/>
+        <w:ind w:left="454"/>
+      </w:pPr>
+      <w:r>
+        <w:rPr>
+          <w:color w:val="333333"/>
+          <w:sz w:val="20"/>
+        </w:rPr>
+        <w:t>5.3  Hiperparámetros y paralelización</w:t>
+      </w:r>
+      <w:r>
+        <w:rPr>
+          <w:color w:val="333333"/>
+          <w:sz w:val="20"/>
+        </w:rPr>
+        <w:tab/>
+        <w:t>20</w:t>
+      </w:r>
+    </w:p>
+    <w:p>
+      <w:pPr>
+        <w:tabs>
+          <w:tab w:val="right" w:leader="dot" w:pos="8721"/>
+        </w:tabs>
+        <w:spacing w:after="60"/>
+        <w:ind w:left="454"/>
+      </w:pPr>
+      <w:r>
+        <w:rPr>
+          <w:color w:val="333333"/>
+          <w:sz w:val="20"/>
+        </w:rPr>
+        <w:t>5.4  Mismo contrato que la Fase 2</w:t>
+      </w:r>
+      <w:r>
+        <w:rPr>
+          <w:color w:val="333333"/>
+          <w:sz w:val="20"/>
+        </w:rPr>
+        <w:tab/>
+        <w:t>20</w:t>
+      </w:r>
+    </w:p>
+    <w:p>
+      <w:pPr>
+        <w:tabs>
+          <w:tab w:val="right" w:leader="dot" w:pos="8721"/>
+        </w:tabs>
+        <w:spacing w:after="60"/>
+        <w:ind w:left="454"/>
+      </w:pPr>
+      <w:r>
+        <w:rPr>
+          <w:color w:val="333333"/>
+          <w:sz w:val="20"/>
+        </w:rPr>
+        <w:t>5.5  Resultados de la Fase 3</w:t>
+      </w:r>
+      <w:r>
+        <w:rPr>
+          <w:color w:val="333333"/>
+          <w:sz w:val="20"/>
+        </w:rPr>
+        <w:tab/>
+        <w:t>21</w:t>
+      </w:r>
+    </w:p>
+    <w:p>
+      <w:pPr>
+        <w:tabs>
+          <w:tab w:val="right" w:leader="dot" w:pos="8721"/>
+        </w:tabs>
+        <w:spacing w:before="120" w:after="140"/>
+      </w:pPr>
+      <w:r>
+        <w:rPr>
+          <w:b/>
+          <w:color w:val="1B3A6B"/>
+        </w:rPr>
+        <w:t>6.  Decisiones de diseño y comparativa de modelos</w:t>
+      </w:r>
+      <w:r>
+        <w:rPr>
+          <w:b/>
+          <w:color w:val="1B3A6B"/>
+        </w:rPr>
+        <w:tab/>
+        <w:t>22</w:t>
+      </w:r>
+    </w:p>
+    <w:p>
+      <w:pPr>
+        <w:tabs>
+          <w:tab w:val="right" w:leader="dot" w:pos="8721"/>
+        </w:tabs>
+        <w:spacing w:after="60"/>
+        <w:ind w:left="454"/>
+      </w:pPr>
+      <w:r>
+        <w:rPr>
+          <w:color w:val="333333"/>
+          <w:sz w:val="20"/>
+        </w:rPr>
+        <w:t>6.1  Decisiones transversales y su porqué</w:t>
+      </w:r>
+      <w:r>
+        <w:rPr>
+          <w:color w:val="333333"/>
+          <w:sz w:val="20"/>
+        </w:rPr>
+        <w:tab/>
+        <w:t>22</w:t>
+      </w:r>
+    </w:p>
+    <w:p>
+      <w:pPr>
+        <w:tabs>
+          <w:tab w:val="right" w:leader="dot" w:pos="8721"/>
+        </w:tabs>
+        <w:spacing w:after="60"/>
+        <w:ind w:left="454"/>
+      </w:pPr>
+      <w:r>
+        <w:rPr>
+          <w:color w:val="333333"/>
+          <w:sz w:val="20"/>
+        </w:rPr>
+        <w:t>6.2  En qué se parecen y en qué se diferencian</w:t>
+      </w:r>
+      <w:r>
+        <w:rPr>
+          <w:color w:val="333333"/>
+          <w:sz w:val="20"/>
+        </w:rPr>
+        <w:tab/>
+        <w:t>23</w:t>
+      </w:r>
+    </w:p>
+    <w:p>
+      <w:pPr>
+        <w:tabs>
+          <w:tab w:val="right" w:leader="dot" w:pos="8721"/>
+        </w:tabs>
+        <w:spacing w:after="60"/>
+        <w:ind w:left="454"/>
+      </w:pPr>
+      <w:r>
+        <w:rPr>
+          <w:color w:val="333333"/>
+          <w:sz w:val="20"/>
+        </w:rPr>
+        <w:t>6.3  Comportamiento esperado al volante</w:t>
+      </w:r>
+      <w:r>
+        <w:rPr>
+          <w:color w:val="333333"/>
+          <w:sz w:val="20"/>
+        </w:rPr>
+        <w:tab/>
+        <w:t>24</w:t>
+      </w:r>
+    </w:p>
+    <w:p>
+      <w:pPr>
+        <w:tabs>
+          <w:tab w:val="right" w:leader="dot" w:pos="8721"/>
+        </w:tabs>
+        <w:spacing w:before="120" w:after="140"/>
+      </w:pPr>
+      <w:r>
+        <w:rPr>
+          <w:b/>
+          <w:color w:val="1B3A6B"/>
+        </w:rPr>
+        <w:lastRenderedPageBreak/>
+        <w:t>7.  Conclusiones</w:t>
+      </w:r>
+      <w:r>
+        <w:rPr>
+          <w:b/>
+          <w:color w:val="1B3A6B"/>
+        </w:rPr>
+        <w:tab/>
+        <w:t>25</w:t>
+      </w:r>
+    </w:p>
+    <w:p>
+      <w:pPr>
+        <w:pageBreakBefore/>
         <w:pBdr>
           <w:bottom w:val="single" w:sz="6" w:space="4" w:color="2E6DB8"/>
         </w:pBdr>
@@ -813,11 +1329,7 @@
           </w:tcPr>
           <w:p>
             <w:r>
-              <w:rPr>
-                <w:color w:val="333333"/>
-                <w:sz w:val="20"/>
-              </w:rPr>
-              <w:t>Algoritmo avanzado (SAC / TD3 / A2C) — a determinar</w:t>
+              <w:t>SAC (Soft Actor-Critic) — off-policy, continuo, máxima entropía</w:t>
             </w:r>
           </w:p>
         </w:tc>
@@ -1008,11 +1520,7 @@
           </w:tcPr>
           <w:p>
             <w:r>
-              <w:rPr>
-                <w:color w:val="333333"/>
-                <w:sz w:val="20"/>
-              </w:rPr>
-              <w:t>Pipeline de entrenamiento DQN, PPO y el algoritmo de la Fase 3.</w:t>
+              <w:t>Pipeline de entrenamiento: DQN y PPO (train.py, Fase 2) y SAC (train_fase3.py, Fase 3).</w:t>
             </w:r>
           </w:p>
         </w:tc>
@@ -1095,12 +1603,8 @@
       </w:r>
     </w:p>
     <w:p>
-      <w:r>
-        <w:br w:type="page"/>
-      </w:r>
-    </w:p>
-    <w:p>
-      <w:pPr>
+      <w:pPr>
+        <w:pageBreakBefore/>
         <w:pBdr>
           <w:bottom w:val="single" w:sz="6" w:space="4" w:color="2E6DB8"/>
         </w:pBdr>
@@ -1115,14 +1619,13 @@
         <w:lastRenderedPageBreak/>
         <w:t xml:space="preserve">2. Fase </w:t>
       </w:r>
-      <w:proofErr w:type="gramStart"/>
       <w:r>
         <w:rPr>
           <w:b/>
           <w:color w:val="1B3A6B"/>
           <w:sz w:val="36"/>
         </w:rPr>
-        <w:t xml:space="preserve">1 </w:t>
+        <w:t>1:</w:t>
       </w:r>
       <w:r>
         <w:rPr>
@@ -1130,16 +1633,25 @@
           <w:color w:val="1B3A6B"/>
           <w:sz w:val="36"/>
         </w:rPr>
-        <w:t>:</w:t>
-      </w:r>
-      <w:proofErr w:type="gramEnd"/>
+        <w:t xml:space="preserve"> Q-Learning tabular </w:t>
+      </w:r>
+      <w:proofErr w:type="spellStart"/>
       <w:r>
         <w:rPr>
           <w:b/>
           <w:color w:val="1B3A6B"/>
           <w:sz w:val="36"/>
         </w:rPr>
-        <w:t xml:space="preserve"> Q-Learning tabular en FrozenLake</w:t>
+        <w:t>en</w:t>
+      </w:r>
+      <w:proofErr w:type="spellEnd"/>
+      <w:r>
+        <w:rPr>
+          <w:b/>
+          <w:color w:val="1B3A6B"/>
+          <w:sz w:val="36"/>
+        </w:rPr>
+        <w:t xml:space="preserve"> FrozenLake</w:t>
       </w:r>
     </w:p>
     <w:p>
@@ -1299,22 +1811,112 @@
         <w:spacing w:before="80" w:after="80"/>
         <w:ind w:left="567" w:right="567"/>
       </w:pPr>
+      <w:proofErr w:type="gramStart"/>
       <w:r>
         <w:rPr>
           <w:rFonts w:ascii="Courier New" w:hAnsi="Courier New"/>
           <w:color w:val="1A1A1A"/>
           <w:sz w:val="20"/>
         </w:rPr>
-        <w:t>Q(s, a) ← Q(s, a) + α · [ r + γ · max_a' Q(s', a') − Q(s, a) ]</w:t>
-      </w:r>
+        <w:t>Q(</w:t>
+      </w:r>
+      <w:proofErr w:type="gramEnd"/>
       <w:r>
         <w:rPr>
           <w:rFonts w:ascii="Courier New" w:hAnsi="Courier New"/>
           <w:color w:val="1A1A1A"/>
           <w:sz w:val="20"/>
         </w:rPr>
+        <w:t xml:space="preserve">s, a) ← </w:t>
+      </w:r>
+      <w:proofErr w:type="gramStart"/>
+      <w:r>
+        <w:rPr>
+          <w:rFonts w:ascii="Courier New" w:hAnsi="Courier New"/>
+          <w:color w:val="1A1A1A"/>
+          <w:sz w:val="20"/>
+        </w:rPr>
+        <w:t>Q(</w:t>
+      </w:r>
+      <w:proofErr w:type="gramEnd"/>
+      <w:r>
+        <w:rPr>
+          <w:rFonts w:ascii="Courier New" w:hAnsi="Courier New"/>
+          <w:color w:val="1A1A1A"/>
+          <w:sz w:val="20"/>
+        </w:rPr>
+        <w:t xml:space="preserve">s, a) + α · [ r + γ · max_a' </w:t>
+      </w:r>
+      <w:proofErr w:type="gramStart"/>
+      <w:r>
+        <w:rPr>
+          <w:rFonts w:ascii="Courier New" w:hAnsi="Courier New"/>
+          <w:color w:val="1A1A1A"/>
+          <w:sz w:val="20"/>
+        </w:rPr>
+        <w:t>Q(</w:t>
+      </w:r>
+      <w:proofErr w:type="gramEnd"/>
+      <w:r>
+        <w:rPr>
+          <w:rFonts w:ascii="Courier New" w:hAnsi="Courier New"/>
+          <w:color w:val="1A1A1A"/>
+          <w:sz w:val="20"/>
+        </w:rPr>
+        <w:t xml:space="preserve">s', a') − </w:t>
+      </w:r>
+      <w:proofErr w:type="gramStart"/>
+      <w:r>
+        <w:rPr>
+          <w:rFonts w:ascii="Courier New" w:hAnsi="Courier New"/>
+          <w:color w:val="1A1A1A"/>
+          <w:sz w:val="20"/>
+        </w:rPr>
+        <w:t>Q(</w:t>
+      </w:r>
+      <w:proofErr w:type="gramEnd"/>
+      <w:r>
+        <w:rPr>
+          <w:rFonts w:ascii="Courier New" w:hAnsi="Courier New"/>
+          <w:color w:val="1A1A1A"/>
+          <w:sz w:val="20"/>
+        </w:rPr>
+        <w:t>s, a</w:t>
+      </w:r>
+      <w:proofErr w:type="gramStart"/>
+      <w:r>
+        <w:rPr>
+          <w:rFonts w:ascii="Courier New" w:hAnsi="Courier New"/>
+          <w:color w:val="1A1A1A"/>
+          <w:sz w:val="20"/>
+        </w:rPr>
+        <w:t>) ]</w:t>
+      </w:r>
+      <w:proofErr w:type="gramEnd"/>
+      <w:r>
+        <w:rPr>
+          <w:rFonts w:ascii="Courier New" w:hAnsi="Courier New"/>
+          <w:color w:val="1A1A1A"/>
+          <w:sz w:val="20"/>
+        </w:rPr>
         <w:br/>
-        <w:t xml:space="preserve">                           └──────────── TD error ───────────────┘</w:t>
+        <w:t xml:space="preserve">                           └────────── TD erro</w:t>
+      </w:r>
+      <w:r>
+        <w:rPr>
+          <w:rFonts w:ascii="Courier New" w:hAnsi="Courier New"/>
+          <w:color w:val="1A1A1A"/>
+          <w:sz w:val="20"/>
+        </w:rPr>
+        <w:t xml:space="preserve">r </w:t>
+      </w:r>
+      <w:r>
+        <w:rPr>
+          <w:rFonts w:ascii="Courier New" w:hAnsi="Courier New"/>
+          <w:color w:val="1A1A1A"/>
+          <w:sz w:val="20"/>
+        </w:rPr>
+        <w:t>─────────────┘</w:t>
       </w:r>
     </w:p>
     <w:p>
@@ -2953,6 +3555,4456 @@
           <w:color w:val="333333"/>
         </w:rPr>
         <w:t>La Fase 2 abordará esta limitación implementando DQN (Deep Q-Network) y PPO (Proximal Policy Optimization) sobre el simulador Duckietown, entrenando a partir de imágenes de cámara preprocesadas (recorte, escala de grises, resize 64×64, stacking de 4 frames).</w:t>
+      </w:r>
+    </w:p>
+    <w:p>
+      <w:pPr>
+        <w:spacing w:before="200" w:after="160"/>
+      </w:pPr>
+      <w:r>
+        <w:rPr>
+          <w:b/>
+          <w:color w:val="1B3A6B"/>
+          <w:sz w:val="28"/>
+        </w:rPr>
+        <w:t>2.9 Lecciones de la Fase 1 y puente hacia Duckietown</w:t>
+      </w:r>
+    </w:p>
+    <w:p>
+      <w:r>
+        <w:t xml:space="preserve">Más allá del resultado numérico, la Fase 1 deja tres lecciones que estructuran el resto del proyecto. La primera es la sensibilidad a los hiperparámetros: con α demasiado alto la Q-Table oscila y olvida lo aprendido; con γ bajo el agente se vuelve miope y nunca propaga el valor de una meta lejana; con un decaimiento de ε demasiado rápido la política se congela en la primera ruta funcional que encuentra. </w:t>
+      </w:r>
+    </w:p>
+    <w:p>
+      <w:r>
+        <w:t xml:space="preserve">La segunda lección es el carácter </w:t>
+      </w:r>
+      <w:r>
+        <w:rPr>
+          <w:i/>
+        </w:rPr>
+        <w:t>off-policy</w:t>
+      </w:r>
+      <w:r>
+        <w:t xml:space="preserve"> de Q-Learning: la regla de actualización usa el máximo sobre las acciones del estado siguiente, </w:t>
+      </w:r>
+      <w:proofErr w:type="gramStart"/>
+      <w:r>
+        <w:t>no</w:t>
+      </w:r>
+      <w:proofErr w:type="gramEnd"/>
+      <w:r>
+        <w:t xml:space="preserve"> la acción que la política exploratoria tomó realmente. Esto permite aprender la política óptima mientras se ejecuta otra distinta (la ε-greedy), y es exactamente el mecanismo que DQN y SAC heredan para poder reutilizar experiencia almacenada en un replay buffer. PPO, en cambio, renuncia a esta propiedad a cambio de actualizaciones más estables.</w:t>
+      </w:r>
+    </w:p>
+    <w:p>
+      <w:r>
+        <w:t>La tercera es metodológica: separar estrictamente entrenamiento y evaluación (semillas distintas, política greedy pura, sin shaping) es lo que da credibilidad a las métricas. Este protocolo se mantiene idéntico en Duckietown.</w:t>
+      </w:r>
+    </w:p>
+    <w:p>
+      <w:r>
+        <w:t>La siguiente tabla resume cómo cada concepto de la Fase 1 escala a las fases con visión:</w:t>
+      </w:r>
+    </w:p>
+    <w:p>
+      <w:pPr>
+        <w:pageBreakBefore/>
+        <w:spacing w:before="240"/>
+      </w:pPr>
+      <w:r>
+        <w:rPr>
+          <w:b/>
+          <w:color w:val="1B3A6B"/>
+          <w:sz w:val="36"/>
+        </w:rPr>
+        <w:lastRenderedPageBreak/>
+        <w:t>3. De FrozenLake a Duckietown: problema, librería y visión</w:t>
+      </w:r>
+    </w:p>
+    <w:p>
+      <w:pPr>
+        <w:spacing w:before="200" w:after="160"/>
+      </w:pPr>
+      <w:r>
+        <w:rPr>
+          <w:b/>
+          <w:color w:val="1B3A6B"/>
+          <w:sz w:val="28"/>
+        </w:rPr>
+        <w:t>3.1 El problema: conducción autónoma con visión</w:t>
+      </w:r>
+    </w:p>
+    <w:p>
+      <w:r>
+        <w:t xml:space="preserve">El reto de las Fases 2 y 3 es el </w:t>
+      </w:r>
+      <w:r>
+        <w:rPr>
+          <w:i/>
+        </w:rPr>
+        <w:t>lane following</w:t>
+      </w:r>
+      <w:r>
+        <w:t>: un robot Duckiebot circula por un pueblo en miniatura simulado en 3D y debe mantenerse el mayor tiempo posible dentro de su carril, percibiendo el mundo únicamente a través de la cámara frontal. No hay GPS, ni mapa, ni sensores de distancia: solo píxeles. El episodio termina si el robot se sale de la carretera, colisiona o agota el tiempo máximo.</w:t>
+      </w:r>
+    </w:p>
+    <w:p>
+      <w:r>
+        <w:t>El salto de dificultad respecto a FrozenLake es cualitativo, no solo cuantitativo:</w:t>
+      </w:r>
+    </w:p>
+    <w:p>
+      <w:pPr>
+        <w:pStyle w:val="Listaconvietas"/>
+      </w:pPr>
+      <w:r>
+        <w:rPr>
+          <w:b/>
+        </w:rPr>
+        <w:t xml:space="preserve">Espacio de estados continuo y de alta dimensión. </w:t>
+      </w:r>
+      <w:r>
+        <w:t>Una observación cruda es una imagen RGB de 640×480: ~921 600 valores frente al índice entero de FrozenLake. Es imposible tabular; hay que aproximar con redes neuronales.</w:t>
+      </w:r>
+    </w:p>
+    <w:p>
+      <w:pPr>
+        <w:pStyle w:val="Listaconvietas"/>
+      </w:pPr>
+      <w:r>
+        <w:rPr>
+          <w:b/>
+        </w:rPr>
+        <w:t xml:space="preserve">Observabilidad parcial. </w:t>
+      </w:r>
+      <w:r>
+        <w:t>Un único fotograma no contiene la velocidad ni el sentido de giro del robot; el estado real solo se recupera apilando varios frames consecutivos.</w:t>
+      </w:r>
+    </w:p>
+    <w:p>
+      <w:pPr>
+        <w:pStyle w:val="Listaconvietas"/>
+      </w:pPr>
+      <w:r>
+        <w:rPr>
+          <w:b/>
+        </w:rPr>
+        <w:t xml:space="preserve">Control continuo. </w:t>
+      </w:r>
+      <w:r>
+        <w:t>La acción natural es [velocidad, ángulo de giro] con valores reales; discretizarla (como exige DQN) pierde precisión en las curvas.</w:t>
+      </w:r>
+    </w:p>
+    <w:p>
+      <w:pPr>
+        <w:pStyle w:val="Listaconvietas"/>
+      </w:pPr>
+      <w:r>
+        <w:rPr>
+          <w:b/>
+        </w:rPr>
+        <w:t xml:space="preserve">Recompensa nativa poco aprovechable. </w:t>
+      </w:r>
+      <w:r>
+        <w:t>El simulador devuelve valores pequeños y ruidosos en carretera y −1000 al salirse: una señal casi binaria y a escala desproporcionada, difícil de optimizar directamente.</w:t>
+      </w:r>
+    </w:p>
+    <w:p>
+      <w:pPr>
+        <w:pStyle w:val="Listaconvietas"/>
+      </w:pPr>
+      <w:r>
+        <w:rPr>
+          <w:b/>
+        </w:rPr>
+        <w:t xml:space="preserve">Coste por muestra. </w:t>
+      </w:r>
+      <w:r>
+        <w:t xml:space="preserve">Cada paso renderiza una </w:t>
+      </w:r>
+      <w:proofErr w:type="spellStart"/>
+      <w:r>
+        <w:t>escena</w:t>
+      </w:r>
+      <w:proofErr w:type="spellEnd"/>
+      <w:r>
+        <w:t xml:space="preserve"> OpenGL (15-16 pasos/s con 5 simuladores en paralelo en Colab); la eficiencia de muestras del algoritmo importa tanto como su rendimiento final.</w:t>
+      </w:r>
+    </w:p>
+    <w:p>
+      <w:r>
+        <w:t>Se entrena sobre cinco mapas con geometrías distintas (</w:t>
+      </w:r>
+      <w:r>
+        <w:rPr>
+          <w:rFonts w:ascii="Courier New" w:hAnsi="Courier New"/>
+          <w:sz w:val="20"/>
+        </w:rPr>
+        <w:t>loop_empty</w:t>
+      </w:r>
+      <w:r>
+        <w:t xml:space="preserve">, </w:t>
+      </w:r>
+      <w:r>
+        <w:rPr>
+          <w:rFonts w:ascii="Courier New" w:hAnsi="Courier New"/>
+          <w:sz w:val="20"/>
+        </w:rPr>
+        <w:t>udem1</w:t>
+      </w:r>
+      <w:r>
+        <w:t xml:space="preserve">, </w:t>
+      </w:r>
+      <w:r>
+        <w:rPr>
+          <w:rFonts w:ascii="Courier New" w:hAnsi="Courier New"/>
+          <w:sz w:val="20"/>
+        </w:rPr>
+        <w:t>zigzag_dists</w:t>
+      </w:r>
+      <w:r>
+        <w:t xml:space="preserve">, </w:t>
+      </w:r>
+      <w:r>
+        <w:rPr>
+          <w:rFonts w:ascii="Courier New" w:hAnsi="Courier New"/>
+          <w:sz w:val="20"/>
+        </w:rPr>
+        <w:t>small_loop</w:t>
+      </w:r>
+      <w:r>
+        <w:t xml:space="preserve">, </w:t>
+      </w:r>
+      <w:r>
+        <w:rPr>
+          <w:rFonts w:ascii="Courier New" w:hAnsi="Courier New"/>
+          <w:sz w:val="20"/>
+        </w:rPr>
+        <w:t>straight_road</w:t>
+      </w:r>
+      <w:r>
+        <w:t>) para forzar al agente a aprender el concepto de carril y no la forma de un circuito concreto, con vistas a la generalización al mapa oculto de evaluación.</w:t>
+      </w:r>
+    </w:p>
+    <w:p>
+      <w:pPr>
+        <w:spacing w:before="200" w:after="160"/>
+      </w:pPr>
+      <w:r>
+        <w:rPr>
+          <w:b/>
+          <w:color w:val="1B3A6B"/>
+          <w:sz w:val="28"/>
+        </w:rPr>
+        <w:t>3.2 Integración de la librería gym-duckietown</w:t>
+      </w:r>
+    </w:p>
+    <w:p>
+      <w:r>
+        <w:t xml:space="preserve">La integración del simulador es, en sí misma, un problema de ingeniería que condiciona todo el diseño. </w:t>
+      </w:r>
+      <w:r>
+        <w:rPr>
+          <w:rFonts w:ascii="Courier New" w:hAnsi="Courier New"/>
+          <w:sz w:val="20"/>
+        </w:rPr>
+        <w:t>gym-duckietown</w:t>
+      </w:r>
+      <w:r>
+        <w:t xml:space="preserve"> (rama daffy) es una librería de 2019-2021 construida sobre la API antigua de gym y un stack de dependencias congelado, mientras que Stable-Baselines3 2.2.1 exige Gymnasium moderno. Las decisiones que lo resuelven:</w:t>
+      </w:r>
+    </w:p>
+    <w:p>
+      <w:pPr>
+        <w:pStyle w:val="Listaconvietas"/>
+      </w:pPr>
+      <w:r>
+        <w:rPr>
+          <w:b/>
+        </w:rPr>
+        <w:t xml:space="preserve">Python 3.11 en subproceso. </w:t>
+      </w:r>
+      <w:r>
+        <w:t>gym-duckietown es incompatible con Python ≥ 3.12 (kernel de Colab) por las versiones de pyglet/pyopengl que requiere. En lugar de degradar el kernel, se instala Python 3.11 en paralelo (PPA deadsnakes) y todo el código de simulación corre en subprocesos con ese intérprete bajo xvfb-run; el notebook solo orquesta e instala.</w:t>
+      </w:r>
+    </w:p>
+    <w:p>
+      <w:pPr>
+        <w:pStyle w:val="Listaconvietas"/>
+      </w:pPr>
+      <w:r>
+        <w:rPr>
+          <w:b/>
+        </w:rPr>
+        <w:t xml:space="preserve">Versiones fijadas con == en requirements.txt. </w:t>
+      </w:r>
+      <w:r>
+        <w:t xml:space="preserve">numpy queda en 1.23.5 a propósito: es la versión más alta compatible a la vez con gym 0.25.2 (usa alias retirados en numpy ≥ 1.24) y con el stack moderno (scipy, opencv, matplotlib). gym-duckietown se instala con --no-deps </w:t>
+      </w:r>
+      <w:r>
+        <w:lastRenderedPageBreak/>
+        <w:t>porque su setup.py fija topes obsoletos; sus dependencias reales ya están fijadas en requirements.txt.</w:t>
+      </w:r>
+    </w:p>
+    <w:p>
+      <w:pPr>
+        <w:pStyle w:val="Listaconvietas"/>
+      </w:pPr>
+      <w:r>
+        <w:rPr>
+          <w:b/>
+        </w:rPr>
+        <w:t xml:space="preserve">Adaptador de API (DuckieWrapper). </w:t>
+      </w:r>
+      <w:r>
+        <w:t>Un wrapper traduce la API antigua (reset() → obs; step() → 4 valores) a la de Gymnasium (5 valores, terminated/truncated) y aplica el preprocesado de visión. SB3 ve un entorno Gymnasium estándar; el simulador no se modifica.</w:t>
+      </w:r>
+    </w:p>
+    <w:p>
+      <w:pPr>
+        <w:pStyle w:val="Listaconvietas"/>
+      </w:pPr>
+      <w:r>
+        <w:rPr>
+          <w:b/>
+        </w:rPr>
+        <w:t xml:space="preserve">Render headless con Xvfb. </w:t>
+      </w:r>
+      <w:r>
+        <w:t>Colab no tiene pantalla; un display virtual (xvfb-run + pyvirtualdisplay) provee el contexto OpenGL que el renderizado exige.</w:t>
+      </w:r>
+    </w:p>
+    <w:p>
+      <w:pPr>
+        <w:pStyle w:val="Listaconvietas"/>
+      </w:pPr>
+      <w:r>
+        <w:rPr>
+          <w:b/>
+        </w:rPr>
+        <w:t xml:space="preserve">Un proceso por simulador (SubprocVecEnv). </w:t>
+      </w:r>
+      <w:r>
+        <w:t>gym-duckietown mantiene estado OpenGL global por proceso: dos simuladores en el mismo proceso provocan segmentation fault. SubprocVecEnv (start_method=spawn) aísla cada mapa en su propio proceso y, de regalo, paraleliza la recolección: 5 transiciones por paso de vector.</w:t>
+      </w:r>
+    </w:p>
+    <w:p>
+      <w:pPr>
+        <w:pStyle w:val="Listaconvietas"/>
+      </w:pPr>
+      <w:r>
+        <w:rPr>
+          <w:b/>
+        </w:rPr>
+        <w:t xml:space="preserve">Notebooks autocontenidos. </w:t>
+      </w:r>
+      <w:r>
+        <w:t>Los scripts (train.py, train_fase3.py, gen_videos.py) van embebidos en los notebooks y se escriben a disco al ejecutar la celda. El cuaderno de entrega los extrae de los notebooks de referencia, garantizando que entrenamiento y evaluación usan exactamente las mismas clases (condición para que model.load() funcione a la primera).</w:t>
+      </w:r>
+    </w:p>
+    <w:p>
+      <w:pPr>
+        <w:spacing w:before="200" w:after="160"/>
+      </w:pPr>
+      <w:r>
+        <w:rPr>
+          <w:b/>
+          <w:color w:val="1B3A6B"/>
+          <w:sz w:val="28"/>
+        </w:rPr>
+        <w:t>3.3 Visión artificial: del píxel a la decisión</w:t>
+      </w:r>
+    </w:p>
+    <w:p>
+      <w:r>
+        <w:t>El pipeline de visión convierte la imagen de cámara en la observación que consume la red. Cada paso tiene una justificación concreta:</w:t>
+      </w:r>
+    </w:p>
+    <w:tbl>
+      <w:tblPr>
+        <w:tblStyle w:val="Tablaconcuadrcula"/>
+        <w:tblW w:w="0" w:type="auto"/>
+        <w:tblLook w:val="04A0" w:firstRow="1" w:lastRow="0" w:firstColumn="1" w:lastColumn="0" w:noHBand="0" w:noVBand="1"/>
+      </w:tblPr>
+      <w:tblGrid>
+        <w:gridCol w:w="2911"/>
+        <w:gridCol w:w="2911"/>
+        <w:gridCol w:w="2911"/>
+      </w:tblGrid>
+      <w:tr>
+        <w:tc>
+          <w:tcPr>
+            <w:tcW w:w="2911" w:type="dxa"/>
+          </w:tcPr>
+          <w:p>
+            <w:r>
+              <w:rPr>
+                <w:b/>
+              </w:rPr>
+              <w:t>Paso</w:t>
+            </w:r>
+          </w:p>
+        </w:tc>
+        <w:tc>
+          <w:tcPr>
+            <w:tcW w:w="2911" w:type="dxa"/>
+          </w:tcPr>
+          <w:p>
+            <w:r>
+              <w:rPr>
+                <w:b/>
+              </w:rPr>
+              <w:t>Transformación</w:t>
+            </w:r>
+          </w:p>
+        </w:tc>
+        <w:tc>
+          <w:tcPr>
+            <w:tcW w:w="2911" w:type="dxa"/>
+          </w:tcPr>
+          <w:p>
+            <w:r>
+              <w:rPr>
+                <w:b/>
+              </w:rPr>
+              <w:t>Por qué</w:t>
+            </w:r>
+          </w:p>
+        </w:tc>
+      </w:tr>
+      <w:tr>
+        <w:tc>
+          <w:tcPr>
+            <w:tcW w:w="2911" w:type="dxa"/>
+          </w:tcPr>
+          <w:p>
+            <w:r>
+              <w:t>1. Recorte</w:t>
+            </w:r>
+          </w:p>
+        </w:tc>
+        <w:tc>
+          <w:tcPr>
+            <w:tcW w:w="2911" w:type="dxa"/>
+          </w:tcPr>
+          <w:p>
+            <w:r>
+              <w:t>Se elimina la mitad superior (cielo)</w:t>
+            </w:r>
+          </w:p>
+        </w:tc>
+        <w:tc>
+          <w:tcPr>
+            <w:tcW w:w="2911" w:type="dxa"/>
+          </w:tcPr>
+          <w:p>
+            <w:r>
+              <w:t>El cielo no aporta información de carril; se reduce la entrada a la mitad.</w:t>
+            </w:r>
+          </w:p>
+        </w:tc>
+      </w:tr>
+      <w:tr>
+        <w:tc>
+          <w:tcPr>
+            <w:tcW w:w="2911" w:type="dxa"/>
+          </w:tcPr>
+          <w:p>
+            <w:r>
+              <w:t>2. Escala de grises</w:t>
+            </w:r>
+          </w:p>
+        </w:tc>
+        <w:tc>
+          <w:tcPr>
+            <w:tcW w:w="2911" w:type="dxa"/>
+          </w:tcPr>
+          <w:p>
+            <w:r>
+              <w:t>RGB → 1 canal</w:t>
+            </w:r>
+          </w:p>
+        </w:tc>
+        <w:tc>
+          <w:tcPr>
+            <w:tcW w:w="2911" w:type="dxa"/>
+          </w:tcPr>
+          <w:p>
+            <w:r>
+              <w:t>La geometría del carril no depende del color; divide por 3 los datos.</w:t>
+            </w:r>
+          </w:p>
+        </w:tc>
+      </w:tr>
+      <w:tr>
+        <w:tc>
+          <w:tcPr>
+            <w:tcW w:w="2911" w:type="dxa"/>
+          </w:tcPr>
+          <w:p>
+            <w:r>
+              <w:t>3. Redimensionado</w:t>
+            </w:r>
+          </w:p>
+        </w:tc>
+        <w:tc>
+          <w:tcPr>
+            <w:tcW w:w="2911" w:type="dxa"/>
+          </w:tcPr>
+          <w:p>
+            <w:r>
+              <w:t>→ 64×64 (INTER_AREA)</w:t>
+            </w:r>
+          </w:p>
+        </w:tc>
+        <w:tc>
+          <w:tcPr>
+            <w:tcW w:w="2911" w:type="dxa"/>
+          </w:tcPr>
+          <w:p>
+            <w:r>
+              <w:t>Resolución suficiente para ver bordes y curvatura con una CNN pequeña.</w:t>
+            </w:r>
+          </w:p>
+        </w:tc>
+      </w:tr>
+      <w:tr>
+        <w:tc>
+          <w:tcPr>
+            <w:tcW w:w="2911" w:type="dxa"/>
+          </w:tcPr>
+          <w:p>
+            <w:r>
+              <w:t>4. Apilado</w:t>
+            </w:r>
+          </w:p>
+        </w:tc>
+        <w:tc>
+          <w:tcPr>
+            <w:tcW w:w="2911" w:type="dxa"/>
+          </w:tcPr>
+          <w:p>
+            <w:r>
+              <w:t>4 frames consecutivos → (4, 64, 64)</w:t>
+            </w:r>
+          </w:p>
+        </w:tc>
+        <w:tc>
+          <w:tcPr>
+            <w:tcW w:w="2911" w:type="dxa"/>
+          </w:tcPr>
+          <w:p>
+            <w:r>
+              <w:t>Recupera la dinámica (velocidad y sentido de giro) que un frame aislado no tiene.</w:t>
+            </w:r>
+          </w:p>
+        </w:tc>
+      </w:tr>
+      <w:tr>
+        <w:tc>
+          <w:tcPr>
+            <w:tcW w:w="2911" w:type="dxa"/>
+          </w:tcPr>
+          <w:p>
+            <w:r>
+              <w:t>5. Tipo uint8</w:t>
+            </w:r>
+          </w:p>
+        </w:tc>
+        <w:tc>
+          <w:tcPr>
+            <w:tcW w:w="2911" w:type="dxa"/>
+          </w:tcPr>
+          <w:p>
+            <w:r>
+              <w:t>Valores 0-255 sin normalizar en memoria</w:t>
+            </w:r>
+          </w:p>
+        </w:tc>
+        <w:tc>
+          <w:tcPr>
+            <w:tcW w:w="2911" w:type="dxa"/>
+          </w:tcPr>
+          <w:p>
+            <w:r>
+              <w:t>El replay buffer (100k transiciones) cabe en RAM; la normalización /255 se hace en la GPU.</w:t>
+            </w:r>
+          </w:p>
+        </w:tc>
+      </w:tr>
+    </w:tbl>
+    <w:p/>
+    <w:p>
+      <w:r>
+        <w:t xml:space="preserve">Sobre esa observación, un extractor convolucional compartido por los tres algoritmos (CustomCNN, arquitectura Nature-DQN: Conv 32@8×8/4 → 64@4×4/2 → 64@3×3/1 → FC 256) produce un vector de 256 características. Se configura </w:t>
+      </w:r>
+      <w:r>
+        <w:rPr>
+          <w:rFonts w:ascii="Courier New" w:hAnsi="Courier New"/>
+          <w:sz w:val="20"/>
+        </w:rPr>
+        <w:t>normalize_images=False</w:t>
+      </w:r>
+      <w:r>
+        <w:t xml:space="preserve"> en SB3 y la división /255 se hace una única vez dentro del forward de la CNN, evitando la doble normalización; este contrato es idéntico en entrenamiento y en la evaluación.</w:t>
+      </w:r>
+    </w:p>
+    <w:p>
+      <w:pPr>
+        <w:spacing w:before="200" w:after="80"/>
+        <w:jc w:val="center"/>
+        <w:rPr>
+          <w:color w:val="FF0000"/>
+        </w:rPr>
+      </w:pPr>
+      <w:r>
+        <w:drawing>
+          <wp:inline xmlns:a="http://schemas.openxmlformats.org/drawingml/2006/main" xmlns:pic="http://schemas.openxmlformats.org/drawingml/2006/picture">
+            <wp:extent cx="5400000" cy="2376591"/>
+            <wp:docPr id="4" name="Picture 4"/>
+            <wp:cNvGraphicFramePr>
+              <a:graphicFrameLocks noChangeAspect="1"/>
+            </wp:cNvGraphicFramePr>
+            <a:graphic>
+              <a:graphicData uri="http://schemas.openxmlformats.org/drawingml/2006/picture">
+                <pic:pic>
+                  <pic:nvPicPr>
+                    <pic:cNvPr id="0" name="vision_pipeline.png"/>
+                    <pic:cNvPicPr/>
+                  </pic:nvPicPr>
+                  <pic:blipFill>
+                    <a:blip r:embed="rId11"/>
+                    <a:stretch>
+                      <a:fillRect/>
+                    </a:stretch>
+                  </pic:blipFill>
+                  <pic:spPr>
+                    <a:xfrm>
+                      <a:off x="0" y="0"/>
+                      <a:ext cx="5400000" cy="2376591"/>
+                    </a:xfrm>
+                    <a:prstGeom prst="rect"/>
+                  </pic:spPr>
+                </pic:pic>
+              </a:graphicData>
+            </a:graphic>
+          </wp:inline>
+        </w:drawing>
+      </w:r>
+    </w:p>
+    <w:p>
+      <w:pPr>
+        <w:jc w:val="center"/>
+      </w:pPr>
+      <w:r>
+        <w:rPr>
+          <w:i/>
+          <w:sz w:val="19"/>
+        </w:rPr>
+        <w:lastRenderedPageBreak/>
+        <w:t>Figura 4. Pipeline de visión: imagen de cámara → recorte de cielo → gris → 64×64 → apilado de 4 frames → CNN de 256 características.</w:t>
+      </w:r>
+    </w:p>
+    <w:p>
+      <w:pPr>
+        <w:spacing w:before="200" w:after="160"/>
+      </w:pPr>
+      <w:r>
+        <w:rPr>
+          <w:b/>
+          <w:color w:val="1B3A6B"/>
+          <w:sz w:val="28"/>
+        </w:rPr>
+        <w:t>3.4 Espacio de acciones y recompensa compartidos</w:t>
+      </w:r>
+    </w:p>
+    <w:p>
+      <w:r>
+        <w:t>Los entornos Duckietown-*-v0 de la rama daffy interpretan la acción como [velocidad, ángulo de giro] (no como velocidades de rueda). Sobre esa semántica se definen dos interfaces, una por familia de algoritmos:</w:t>
+      </w:r>
+    </w:p>
+    <w:p>
+      <w:pPr>
+        <w:pStyle w:val="Listaconvietas"/>
+      </w:pPr>
+      <w:r>
+        <w:rPr>
+          <w:b/>
+        </w:rPr>
+        <w:t xml:space="preserve">Discreta (DQN): </w:t>
+      </w:r>
+      <w:r>
+        <w:t xml:space="preserve">5 acciones </w:t>
+      </w:r>
+      <w:proofErr w:type="gramStart"/>
+      <w:r>
+        <w:t xml:space="preserve">simétricas </w:t>
+      </w:r>
+      <w:r>
+        <w:t>:</w:t>
+      </w:r>
+      <w:proofErr w:type="gramEnd"/>
+      <w:r>
+        <w:t xml:space="preserve"> recto (v=0.44), giro suave a cada lado (v=0.30, ±2.0) y giro cerrado a cada lado (v=0.20, ±5.0). Cubren lo necesario para seguir el carril reduciendo la dimensión de salida de la red a 5 valores Q.</w:t>
+      </w:r>
+    </w:p>
+    <w:p>
+      <w:pPr>
+        <w:pStyle w:val="Listaconvietas"/>
+      </w:pPr>
+      <w:r>
+        <w:rPr>
+          <w:b/>
+        </w:rPr>
+        <w:t xml:space="preserve">Continua (PPO y SAC): </w:t>
+      </w:r>
+      <w:r>
+        <w:t>SpeedSteerWrapper mapea a ∈ [−1,1]² a velocidad ∈ [0.10, 0.40] y ángulo ∈ [−5, 5]. La velocidad nunca es negativa: la política inicial (gaussiana centrada en 0 → v≈0.25) ya avanza recto y solo tiene que aprender a dirigir, lo que acelera el arranque del aprendizaje y evita la marcha atrás.</w:t>
+      </w:r>
+    </w:p>
+    <w:p>
+      <w:r>
+        <w:t>La recompensa nativa se sustituye durante el entrenamiento por un shaping denso (LaneFollowingReward) que lee del simulador la posición real en el carril (get_lane_pos2) y premia cada paso en función de lo bien que se circula:</w:t>
+      </w:r>
+    </w:p>
+    <w:p>
+      <w:r>
+        <w:rPr>
+          <w:rFonts w:ascii="Courier New" w:hAnsi="Courier New"/>
+          <w:sz w:val="20"/>
+        </w:rPr>
+        <w:t>en carretera:   r = 0.5 + 4.0·velocidad·alineación + 1.5·centrado·alineación</w:t>
+      </w:r>
+      <w:r>
+        <w:rPr>
+          <w:rFonts w:ascii="Courier New" w:hAnsi="Courier New"/>
+          <w:sz w:val="20"/>
+        </w:rPr>
+        <w:br/>
+        <w:t>salida/choque:  r = −20      (en lugar del −1000 nativo)</w:t>
+      </w:r>
+      <w:r>
+        <w:rPr>
+          <w:rFonts w:ascii="Courier New" w:hAnsi="Courier New"/>
+          <w:sz w:val="20"/>
+        </w:rPr>
+        <w:br/>
+        <w:t>fin por tiempo: r = 0        (agotar el episodio no se castiga)</w:t>
+      </w:r>
+    </w:p>
+    <w:p>
+      <w:r>
+        <w:t>La componente dominante (velocidad×alineación) premia avanzar en el sentido correcto del carril; el término de centrado empuja hacia el eje; el +0.5 por paso convierte «sobrevivir dentro de la carretera» en señal positiva constante. El −20 mantiene el castigo por salirse en una escala comparable al resto (con γ=0.99 equivale a perder unos segundos de buena conducción), en lugar del −1000 nativo que desestabiliza el aprendizaje. Importante: el shaping se usa solo para entrenar; todas las métricas de evaluación comparativa se calculan con la recompensa del entorno sin modificar.</w:t>
+      </w:r>
+    </w:p>
+    <w:p>
+      <w:pPr>
+        <w:pageBreakBefore/>
+        <w:spacing w:before="240"/>
+      </w:pPr>
+      <w:r>
+        <w:rPr>
+          <w:b/>
+          <w:color w:val="1B3A6B"/>
+          <w:sz w:val="36"/>
+        </w:rPr>
+        <w:lastRenderedPageBreak/>
+        <w:t xml:space="preserve">4. Fase </w:t>
+      </w:r>
+      <w:proofErr w:type="gramStart"/>
+      <w:r>
+        <w:rPr>
+          <w:b/>
+          <w:color w:val="1B3A6B"/>
+          <w:sz w:val="36"/>
+        </w:rPr>
+        <w:t xml:space="preserve">2 </w:t>
+      </w:r>
+      <w:r>
+        <w:rPr>
+          <w:b/>
+          <w:color w:val="1B3A6B"/>
+          <w:sz w:val="36"/>
+        </w:rPr>
+        <w:t>:</w:t>
+      </w:r>
+      <w:proofErr w:type="gramEnd"/>
+      <w:r>
+        <w:rPr>
+          <w:b/>
+          <w:color w:val="1B3A6B"/>
+          <w:sz w:val="36"/>
+        </w:rPr>
+        <w:t xml:space="preserve"> DQN y PPO en Duckietown</w:t>
+      </w:r>
+    </w:p>
+    <w:p>
+      <w:r>
+        <w:t xml:space="preserve">La Fase 2 establece dos líneas base complementarias: DQN, </w:t>
+      </w:r>
+      <w:proofErr w:type="spellStart"/>
+      <w:r>
+        <w:t>el</w:t>
+      </w:r>
+      <w:proofErr w:type="spellEnd"/>
+      <w:r>
+        <w:t xml:space="preserve"> </w:t>
+      </w:r>
+      <w:proofErr w:type="spellStart"/>
+      <w:r>
+        <w:t>heredero</w:t>
+      </w:r>
+      <w:proofErr w:type="spellEnd"/>
+      <w:r>
+        <w:t xml:space="preserve"> del Q-Learning de la Fase 1 con aproximación neuronal, y PPO, el representante estándar de los métodos de gradiente de política. Cada uno renuncia a algo distinto, y esa renuncia es la que motiva la Fase 3.</w:t>
+      </w:r>
+    </w:p>
+    <w:p>
+      <w:pPr>
+        <w:spacing w:before="200" w:after="160"/>
+      </w:pPr>
+      <w:r>
+        <w:rPr>
+          <w:b/>
+          <w:color w:val="1B3A6B"/>
+          <w:sz w:val="28"/>
+        </w:rPr>
+        <w:t>4.1 DQN: Q-Learning con aproximación neuronal</w:t>
+      </w:r>
+    </w:p>
+    <w:p>
+      <w:r>
+        <w:t xml:space="preserve">DQN (Mnih et al., 2015) sustituye la Q-Table por una red que estima Q(s,a) y añade dos mecanismos de estabilidad: el </w:t>
+      </w:r>
+      <w:r>
+        <w:rPr>
+          <w:i/>
+        </w:rPr>
+        <w:t>replay buffer</w:t>
+      </w:r>
+      <w:r>
+        <w:t xml:space="preserve"> (almacena transiciones y entrena sobre minibatches aleatorios, rompiendo la correlación temporal y reutilizando experiencia) y la </w:t>
+      </w:r>
+      <w:r>
+        <w:rPr>
+          <w:i/>
+        </w:rPr>
+        <w:t>target network</w:t>
+      </w:r>
+      <w:r>
+        <w:t xml:space="preserve"> (una copia congelada de la red que genera los objetivos de Bellman, actualizada cada 1 000 pasos para que el objetivo no persiga a la red que se entrena). Al ser off-policy, cada interacción con el simulador se aprovecha muchas veces. Su limitación estructural: necesita acciones discretas, por lo que conduce eligiendo entre las 5 maniobras fijas.</w:t>
+      </w:r>
+    </w:p>
+    <w:tbl>
+      <w:tblPr>
+        <w:tblStyle w:val="Tablaconcuadrcula"/>
+        <w:tblW w:w="0" w:type="auto"/>
+        <w:tblLook w:val="04A0" w:firstRow="1" w:lastRow="0" w:firstColumn="1" w:lastColumn="0" w:noHBand="0" w:noVBand="1"/>
+      </w:tblPr>
+      <w:tblGrid>
+        <w:gridCol w:w="2911"/>
+        <w:gridCol w:w="2911"/>
+        <w:gridCol w:w="2911"/>
+      </w:tblGrid>
+      <w:tr>
+        <w:tc>
+          <w:tcPr>
+            <w:tcW w:w="2911" w:type="dxa"/>
+          </w:tcPr>
+          <w:p>
+            <w:r>
+              <w:rPr>
+                <w:b/>
+              </w:rPr>
+              <w:t>Hiperparámetro</w:t>
+            </w:r>
+          </w:p>
+        </w:tc>
+        <w:tc>
+          <w:tcPr>
+            <w:tcW w:w="2911" w:type="dxa"/>
+          </w:tcPr>
+          <w:p>
+            <w:r>
+              <w:rPr>
+                <w:b/>
+              </w:rPr>
+              <w:t>Valor</w:t>
+            </w:r>
+          </w:p>
+        </w:tc>
+        <w:tc>
+          <w:tcPr>
+            <w:tcW w:w="2911" w:type="dxa"/>
+          </w:tcPr>
+          <w:p>
+            <w:r>
+              <w:rPr>
+                <w:b/>
+              </w:rPr>
+              <w:t>Justificación</w:t>
+            </w:r>
+          </w:p>
+        </w:tc>
+      </w:tr>
+      <w:tr>
+        <w:tc>
+          <w:tcPr>
+            <w:tcW w:w="2911" w:type="dxa"/>
+          </w:tcPr>
+          <w:p>
+            <w:r>
+              <w:t>learning_rate</w:t>
+            </w:r>
+          </w:p>
+        </w:tc>
+        <w:tc>
+          <w:tcPr>
+            <w:tcW w:w="2911" w:type="dxa"/>
+          </w:tcPr>
+          <w:p>
+            <w:r>
+              <w:t>1e-4</w:t>
+            </w:r>
+          </w:p>
+        </w:tc>
+        <w:tc>
+          <w:tcPr>
+            <w:tcW w:w="2911" w:type="dxa"/>
+          </w:tcPr>
+          <w:p>
+            <w:r>
+              <w:t>Conservador: estabilidad con objetivos bootstrap no estacionarios.</w:t>
+            </w:r>
+          </w:p>
+        </w:tc>
+      </w:tr>
+      <w:tr>
+        <w:tc>
+          <w:tcPr>
+            <w:tcW w:w="2911" w:type="dxa"/>
+          </w:tcPr>
+          <w:p>
+            <w:r>
+              <w:t>buffer_size</w:t>
+            </w:r>
+          </w:p>
+        </w:tc>
+        <w:tc>
+          <w:tcPr>
+            <w:tcW w:w="2911" w:type="dxa"/>
+          </w:tcPr>
+          <w:p>
+            <w:r>
+              <w:t>100 000</w:t>
+            </w:r>
+          </w:p>
+        </w:tc>
+        <w:tc>
+          <w:tcPr>
+            <w:tcW w:w="2911" w:type="dxa"/>
+          </w:tcPr>
+          <w:p>
+            <w:r>
+              <w:t>Equilibrio memoria/diversidad (obs uint8 para que quepa en RAM).</w:t>
+            </w:r>
+          </w:p>
+        </w:tc>
+      </w:tr>
+      <w:tr>
+        <w:tc>
+          <w:tcPr>
+            <w:tcW w:w="2911" w:type="dxa"/>
+          </w:tcPr>
+          <w:p>
+            <w:r>
+              <w:t>learning_starts</w:t>
+            </w:r>
+          </w:p>
+        </w:tc>
+        <w:tc>
+          <w:tcPr>
+            <w:tcW w:w="2911" w:type="dxa"/>
+          </w:tcPr>
+          <w:p>
+            <w:r>
+              <w:t>5 000</w:t>
+            </w:r>
+          </w:p>
+        </w:tc>
+        <w:tc>
+          <w:tcPr>
+            <w:tcW w:w="2911" w:type="dxa"/>
+          </w:tcPr>
+          <w:p>
+            <w:r>
+              <w:t>Llena el buffer con experiencia variada antes del primer update.</w:t>
+            </w:r>
+          </w:p>
+        </w:tc>
+      </w:tr>
+      <w:tr>
+        <w:tc>
+          <w:tcPr>
+            <w:tcW w:w="2911" w:type="dxa"/>
+          </w:tcPr>
+          <w:p>
+            <w:r>
+              <w:t>batch_size / train_freq / gradient_steps</w:t>
+            </w:r>
+          </w:p>
+        </w:tc>
+        <w:tc>
+          <w:tcPr>
+            <w:tcW w:w="2911" w:type="dxa"/>
+          </w:tcPr>
+          <w:p>
+            <w:r>
+              <w:t>64 / 4 / 2</w:t>
+            </w:r>
+          </w:p>
+        </w:tc>
+        <w:tc>
+          <w:tcPr>
+            <w:tcW w:w="2911" w:type="dxa"/>
+          </w:tcPr>
+          <w:p>
+            <w:r>
+              <w:t>Dos pasos de gradiente por ciclo de recolección: más reuso del buffer sin frenar la simulación.</w:t>
+            </w:r>
+          </w:p>
+        </w:tc>
+      </w:tr>
+      <w:tr>
+        <w:tc>
+          <w:tcPr>
+            <w:tcW w:w="2911" w:type="dxa"/>
+          </w:tcPr>
+          <w:p>
+            <w:r>
+              <w:t>target_update_interval</w:t>
+            </w:r>
+          </w:p>
+        </w:tc>
+        <w:tc>
+          <w:tcPr>
+            <w:tcW w:w="2911" w:type="dxa"/>
+          </w:tcPr>
+          <w:p>
+            <w:r>
+              <w:t>1 000</w:t>
+            </w:r>
+          </w:p>
+        </w:tc>
+        <w:tc>
+          <w:tcPr>
+            <w:tcW w:w="2911" w:type="dxa"/>
+          </w:tcPr>
+          <w:p>
+            <w:r>
+              <w:t>Objetivos estables entre actualizaciones.</w:t>
+            </w:r>
+          </w:p>
+        </w:tc>
+      </w:tr>
+      <w:tr>
+        <w:tc>
+          <w:tcPr>
+            <w:tcW w:w="2911" w:type="dxa"/>
+          </w:tcPr>
+          <w:p>
+            <w:r>
+              <w:t>exploración ε</w:t>
+            </w:r>
+          </w:p>
+        </w:tc>
+        <w:tc>
+          <w:tcPr>
+            <w:tcW w:w="2911" w:type="dxa"/>
+          </w:tcPr>
+          <w:p>
+            <w:r>
+              <w:t>1.0 → 0.05 (30 % del presupuesto)</w:t>
+            </w:r>
+          </w:p>
+        </w:tc>
+        <w:tc>
+          <w:tcPr>
+            <w:tcW w:w="2911" w:type="dxa"/>
+          </w:tcPr>
+          <w:p>
+            <w:r>
+              <w:t>Explora a fondo los primeros ~45k pasos y explota el resto.</w:t>
+            </w:r>
+          </w:p>
+        </w:tc>
+      </w:tr>
+      <w:tr>
+        <w:tc>
+          <w:tcPr>
+            <w:tcW w:w="2911" w:type="dxa"/>
+          </w:tcPr>
+          <w:p>
+            <w:r>
+              <w:t>γ</w:t>
+            </w:r>
+          </w:p>
+        </w:tc>
+        <w:tc>
+          <w:tcPr>
+            <w:tcW w:w="2911" w:type="dxa"/>
+          </w:tcPr>
+          <w:p>
+            <w:r>
+              <w:t>0.99</w:t>
+            </w:r>
+          </w:p>
+        </w:tc>
+        <w:tc>
+          <w:tcPr>
+            <w:tcW w:w="2911" w:type="dxa"/>
+          </w:tcPr>
+          <w:p>
+            <w:r>
+              <w:t>Horizonte largo: el valor de seguir en el carril se propaga hacia atrás.</w:t>
+            </w:r>
+          </w:p>
+        </w:tc>
+      </w:tr>
+    </w:tbl>
+    <w:p/>
+    <w:p>
+      <w:pPr>
+        <w:spacing w:before="200" w:after="160"/>
+      </w:pPr>
+      <w:r>
+        <w:rPr>
+          <w:b/>
+          <w:color w:val="1B3A6B"/>
+          <w:sz w:val="28"/>
+        </w:rPr>
+        <w:t>4.2 PPO: gradiente de política con recorte</w:t>
+      </w:r>
+    </w:p>
+    <w:p>
+      <w:r>
+        <w:t>PPO (Schulman et al., 2017) optimiza directamente una política estocástica continua π(a|s</w:t>
+      </w:r>
+      <w:proofErr w:type="gramStart"/>
+      <w:r>
+        <w:t xml:space="preserve">) </w:t>
+      </w:r>
+      <w:r>
+        <w:t>,</w:t>
+      </w:r>
+      <w:proofErr w:type="gramEnd"/>
+      <w:r>
+        <w:t xml:space="preserve"> una gaussiana sobre [velocidad, dirección</w:t>
+      </w:r>
+      <w:proofErr w:type="gramStart"/>
+      <w:r>
+        <w:t xml:space="preserve">] </w:t>
+      </w:r>
+      <w:r>
+        <w:t>,</w:t>
+      </w:r>
+      <w:proofErr w:type="gramEnd"/>
+      <w:r>
+        <w:t xml:space="preserve"> maximizando una función objetivo con </w:t>
+      </w:r>
+      <w:r>
+        <w:rPr>
+          <w:i/>
+        </w:rPr>
+        <w:t>recorte (clipping)</w:t>
+      </w:r>
+      <w:r>
+        <w:t>: el ratio entre la política nueva y la antigua se limita a [1−0.2, 1+0.2], impidiendo pasos de actualización destructivos. Las ventajas se estiman con GAE (λ=0.95), que equilibra sesgo y varianza. Es on-policy: tras cada actualización los datos se descartan, lo que lo hace estable pero menos eficiente en muestras que DQN/SAC.</w:t>
+      </w:r>
+    </w:p>
+    <w:tbl>
+      <w:tblPr>
+        <w:tblStyle w:val="Tablaconcuadrcula"/>
+        <w:tblW w:w="0" w:type="auto"/>
+        <w:tblLook w:val="04A0" w:firstRow="1" w:lastRow="0" w:firstColumn="1" w:lastColumn="0" w:noHBand="0" w:noVBand="1"/>
+      </w:tblPr>
+      <w:tblGrid>
+        <w:gridCol w:w="2911"/>
+        <w:gridCol w:w="2911"/>
+        <w:gridCol w:w="2911"/>
+      </w:tblGrid>
+      <w:tr>
+        <w:tc>
+          <w:tcPr>
+            <w:tcW w:w="2911" w:type="dxa"/>
+          </w:tcPr>
+          <w:p>
+            <w:r>
+              <w:rPr>
+                <w:b/>
+              </w:rPr>
+              <w:lastRenderedPageBreak/>
+              <w:t>Hiperparámetro</w:t>
+            </w:r>
+          </w:p>
+        </w:tc>
+        <w:tc>
+          <w:tcPr>
+            <w:tcW w:w="2911" w:type="dxa"/>
+          </w:tcPr>
+          <w:p>
+            <w:r>
+              <w:rPr>
+                <w:b/>
+              </w:rPr>
+              <w:t>Valor</w:t>
+            </w:r>
+          </w:p>
+        </w:tc>
+        <w:tc>
+          <w:tcPr>
+            <w:tcW w:w="2911" w:type="dxa"/>
+          </w:tcPr>
+          <w:p>
+            <w:r>
+              <w:rPr>
+                <w:b/>
+              </w:rPr>
+              <w:t>Justificación</w:t>
+            </w:r>
+          </w:p>
+        </w:tc>
+      </w:tr>
+      <w:tr>
+        <w:tc>
+          <w:tcPr>
+            <w:tcW w:w="2911" w:type="dxa"/>
+          </w:tcPr>
+          <w:p>
+            <w:r>
+              <w:t>learning_rate</w:t>
+            </w:r>
+          </w:p>
+        </w:tc>
+        <w:tc>
+          <w:tcPr>
+            <w:tcW w:w="2911" w:type="dxa"/>
+          </w:tcPr>
+          <w:p>
+            <w:r>
+              <w:t>3e-4 con decaimiento lineal → 0</w:t>
+            </w:r>
+          </w:p>
+        </w:tc>
+        <w:tc>
+          <w:tcPr>
+            <w:tcW w:w="2911" w:type="dxa"/>
+          </w:tcPr>
+          <w:p>
+            <w:r>
+              <w:t>Pasos grandes al inicio y finos al final; en el run preliminar PPO seguía mejorando al agotar presupuesto.</w:t>
+            </w:r>
+          </w:p>
+        </w:tc>
+      </w:tr>
+      <w:tr>
+        <w:tc>
+          <w:tcPr>
+            <w:tcW w:w="2911" w:type="dxa"/>
+          </w:tcPr>
+          <w:p>
+            <w:r>
+              <w:t>n_steps × n_envs</w:t>
+            </w:r>
+          </w:p>
+        </w:tc>
+        <w:tc>
+          <w:tcPr>
+            <w:tcW w:w="2911" w:type="dxa"/>
+          </w:tcPr>
+          <w:p>
+            <w:r>
+              <w:t>512 × 5 = 2 560/rollout</w:t>
+            </w:r>
+          </w:p>
+        </w:tc>
+        <w:tc>
+          <w:tcPr>
+            <w:tcW w:w="2911" w:type="dxa"/>
+          </w:tcPr>
+          <w:p>
+            <w:r>
+              <w:t>Rollouts largos: estimaciones de ventaja fiables.</w:t>
+            </w:r>
+          </w:p>
+        </w:tc>
+      </w:tr>
+      <w:tr>
+        <w:tc>
+          <w:tcPr>
+            <w:tcW w:w="2911" w:type="dxa"/>
+          </w:tcPr>
+          <w:p>
+            <w:r>
+              <w:t>batch_size / n_epochs</w:t>
+            </w:r>
+          </w:p>
+        </w:tc>
+        <w:tc>
+          <w:tcPr>
+            <w:tcW w:w="2911" w:type="dxa"/>
+          </w:tcPr>
+          <w:p>
+            <w:r>
+              <w:t>128 / 10</w:t>
+            </w:r>
+          </w:p>
+        </w:tc>
+        <w:tc>
+          <w:tcPr>
+            <w:tcW w:w="2911" w:type="dxa"/>
+          </w:tcPr>
+          <w:p>
+            <w:r>
+              <w:t>10 pasadas por rollout: exprime cada lote on-policy.</w:t>
+            </w:r>
+          </w:p>
+        </w:tc>
+      </w:tr>
+      <w:tr>
+        <w:tc>
+          <w:tcPr>
+            <w:tcW w:w="2911" w:type="dxa"/>
+          </w:tcPr>
+          <w:p>
+            <w:r>
+              <w:t>clip_range</w:t>
+            </w:r>
+          </w:p>
+        </w:tc>
+        <w:tc>
+          <w:tcPr>
+            <w:tcW w:w="2911" w:type="dxa"/>
+          </w:tcPr>
+          <w:p>
+            <w:r>
+              <w:t>0.2</w:t>
+            </w:r>
+          </w:p>
+        </w:tc>
+        <w:tc>
+          <w:tcPr>
+            <w:tcW w:w="2911" w:type="dxa"/>
+          </w:tcPr>
+          <w:p>
+            <w:r>
+              <w:t>Valor estándar; evita colapsos de la política.</w:t>
+            </w:r>
+          </w:p>
+        </w:tc>
+      </w:tr>
+      <w:tr>
+        <w:tc>
+          <w:tcPr>
+            <w:tcW w:w="2911" w:type="dxa"/>
+          </w:tcPr>
+          <w:p>
+            <w:r>
+              <w:t>ent_coef</w:t>
+            </w:r>
+          </w:p>
+        </w:tc>
+        <w:tc>
+          <w:tcPr>
+            <w:tcW w:w="2911" w:type="dxa"/>
+          </w:tcPr>
+          <w:p>
+            <w:r>
+              <w:t>0.01</w:t>
+            </w:r>
+          </w:p>
+        </w:tc>
+        <w:tc>
+          <w:tcPr>
+            <w:tcW w:w="2911" w:type="dxa"/>
+          </w:tcPr>
+          <w:p>
+            <w:r>
+              <w:t>Bonus de entropía: mantiene exploración sin ruido externo.</w:t>
+            </w:r>
+          </w:p>
+        </w:tc>
+      </w:tr>
+      <w:tr>
+        <w:tc>
+          <w:tcPr>
+            <w:tcW w:w="2911" w:type="dxa"/>
+          </w:tcPr>
+          <w:p>
+            <w:r>
+              <w:t>γ / GAE λ</w:t>
+            </w:r>
+          </w:p>
+        </w:tc>
+        <w:tc>
+          <w:tcPr>
+            <w:tcW w:w="2911" w:type="dxa"/>
+          </w:tcPr>
+          <w:p>
+            <w:r>
+              <w:t>0.99 / 0.95</w:t>
+            </w:r>
+          </w:p>
+        </w:tc>
+        <w:tc>
+          <w:tcPr>
+            <w:tcW w:w="2911" w:type="dxa"/>
+          </w:tcPr>
+          <w:p>
+            <w:r>
+              <w:t>Horizonte largo con varianza controlada.</w:t>
+            </w:r>
+          </w:p>
+        </w:tc>
+      </w:tr>
+    </w:tbl>
+    <w:p/>
+    <w:p>
+      <w:pPr>
+        <w:spacing w:before="200" w:after="160"/>
+      </w:pPr>
+      <w:r>
+        <w:rPr>
+          <w:b/>
+          <w:color w:val="1B3A6B"/>
+          <w:sz w:val="28"/>
+        </w:rPr>
+        <w:t>4.3 Procedimiento de entrenamiento común</w:t>
+      </w:r>
+    </w:p>
+    <w:p>
+      <w:r>
+        <w:t xml:space="preserve">Ambos algoritmos se entrenan en condiciones idénticas: 150 000 timesteps, los 5 mapas </w:t>
+      </w:r>
+      <w:proofErr w:type="spellStart"/>
+      <w:r>
+        <w:t>en</w:t>
+      </w:r>
+      <w:proofErr w:type="spellEnd"/>
+      <w:r>
+        <w:t xml:space="preserve"> </w:t>
+      </w:r>
+      <w:proofErr w:type="spellStart"/>
+      <w:r>
+        <w:t>paralelo</w:t>
+      </w:r>
+      <w:proofErr w:type="spellEnd"/>
+      <w:r>
+        <w:t xml:space="preserve"> (</w:t>
+      </w:r>
+      <w:r>
+        <w:t xml:space="preserve">8 </w:t>
+      </w:r>
+      <w:proofErr w:type="spellStart"/>
+      <w:r>
+        <w:t>procesos</w:t>
+      </w:r>
+      <w:proofErr w:type="spellEnd"/>
+      <w:r>
+        <w:t xml:space="preserve"> </w:t>
+      </w:r>
+      <w:proofErr w:type="spellStart"/>
+      <w:r>
+        <w:t>en</w:t>
+      </w:r>
+      <w:proofErr w:type="spellEnd"/>
+      <w:r>
+        <w:t xml:space="preserve"> total</w:t>
+      </w:r>
+      <w:r>
+        <w:t xml:space="preserve">), la </w:t>
+      </w:r>
+      <w:proofErr w:type="spellStart"/>
+      <w:r>
+        <w:t>misma</w:t>
+      </w:r>
+      <w:proofErr w:type="spellEnd"/>
+      <w:r>
+        <w:t xml:space="preserve"> CNN, </w:t>
+      </w:r>
+      <w:proofErr w:type="spellStart"/>
+      <w:r>
+        <w:t>el</w:t>
+      </w:r>
+      <w:proofErr w:type="spellEnd"/>
+      <w:r>
+        <w:t xml:space="preserve"> </w:t>
+      </w:r>
+      <w:proofErr w:type="spellStart"/>
+      <w:r>
+        <w:t>mismo</w:t>
+      </w:r>
+      <w:proofErr w:type="spellEnd"/>
+      <w:r>
+        <w:t xml:space="preserve"> reward shaping y la misma semilla (42). Durante el entrenamiento, dos callbacks protegen el progreso: un checkpoint sobrescrito cada 20 000 pasos y un guardado del «mejor hasta ahora» cada vez que la recompensa media de los últimos episodios supera el máximo histórico (ficheros *_best). Al terminar, se evalúan ambos modelos en modo determinista y sin shaping, y el mejor agente continuo se exporta como best_agent_v2.zip </w:t>
+      </w:r>
+      <w:r>
+        <w:t>(</w:t>
+      </w:r>
+      <w:proofErr w:type="spellStart"/>
+      <w:r>
+        <w:t>usando</w:t>
+      </w:r>
+      <w:proofErr w:type="spellEnd"/>
+      <w:r>
+        <w:t xml:space="preserve"> su checkpoint _best, que suele superar al </w:t>
+      </w:r>
+      <w:proofErr w:type="spellStart"/>
+      <w:r>
+        <w:t>modelo</w:t>
+      </w:r>
+      <w:proofErr w:type="spellEnd"/>
+      <w:r>
+        <w:t xml:space="preserve"> del </w:t>
+      </w:r>
+      <w:proofErr w:type="spellStart"/>
+      <w:r>
+        <w:t>último</w:t>
+      </w:r>
+      <w:proofErr w:type="spellEnd"/>
+      <w:r>
+        <w:t xml:space="preserve"> paso</w:t>
+      </w:r>
+      <w:r>
+        <w:t>)</w:t>
+      </w:r>
+      <w:r>
+        <w:t>.</w:t>
+      </w:r>
+    </w:p>
+    <w:p>
+      <w:r>
+        <w:t>Un run preliminar de 30 000 pasos sirvió para calibrar el presupuesto: DQN se estabilizó en torno a recompensa media ~127 mientras PPO alcanzaba ~200 y seguía creciendo al cortar — señal clara de que ambos estaban infraentrenados y de que el presupuesto final debía multiplicarse (150k, 5× el preliminar).</w:t>
+      </w:r>
+    </w:p>
+    <w:p>
+      <w:pPr>
+        <w:spacing w:before="200" w:after="160"/>
+      </w:pPr>
+      <w:r>
+        <w:rPr>
+          <w:b/>
+          <w:color w:val="1B3A6B"/>
+          <w:sz w:val="28"/>
+        </w:rPr>
+        <w:t>4.4 Resultados de la Fase 2</w:t>
+      </w:r>
+    </w:p>
+    <w:p>
+      <w:pPr>
+        <w:spacing w:before="200" w:after="80"/>
+        <w:jc w:val="center"/>
+        <w:rPr>
+          <w:color w:val="FF0000"/>
+        </w:rPr>
+      </w:pPr>
+      <w:r>
+        <w:drawing>
+          <wp:inline xmlns:a="http://schemas.openxmlformats.org/drawingml/2006/main" xmlns:pic="http://schemas.openxmlformats.org/drawingml/2006/picture">
+            <wp:extent cx="5580000" cy="2196333"/>
+            <wp:docPr id="5" name="Picture 5"/>
+            <wp:cNvGraphicFramePr>
+              <a:graphicFrameLocks noChangeAspect="1"/>
+            </wp:cNvGraphicFramePr>
+            <a:graphic>
+              <a:graphicData uri="http://schemas.openxmlformats.org/drawingml/2006/picture">
+                <pic:pic>
+                  <pic:nvPicPr>
+                    <pic:cNvPr id="0" name="dqn_training.png"/>
+                    <pic:cNvPicPr/>
+                  </pic:nvPicPr>
+                  <pic:blipFill>
+                    <a:blip r:embed="rId12"/>
+                    <a:stretch>
+                      <a:fillRect/>
+                    </a:stretch>
+                  </pic:blipFill>
+                  <pic:spPr>
+                    <a:xfrm>
+                      <a:off x="0" y="0"/>
+                      <a:ext cx="5580000" cy="2196333"/>
+                    </a:xfrm>
+                    <a:prstGeom prst="rect"/>
+                  </pic:spPr>
+                </pic:pic>
+              </a:graphicData>
+            </a:graphic>
+          </wp:inline>
+        </w:drawing>
+      </w:r>
+    </w:p>
+    <w:p>
+      <w:pPr>
+        <w:jc w:val="center"/>
+      </w:pPr>
+      <w:r>
+        <w:drawing>
+          <wp:inline xmlns:a="http://schemas.openxmlformats.org/drawingml/2006/main" xmlns:pic="http://schemas.openxmlformats.org/drawingml/2006/picture">
+            <wp:extent cx="5580000" cy="2196333"/>
+            <wp:docPr id="6" name="Picture 6"/>
+            <wp:cNvGraphicFramePr>
+              <a:graphicFrameLocks noChangeAspect="1"/>
+            </wp:cNvGraphicFramePr>
+            <a:graphic>
+              <a:graphicData uri="http://schemas.openxmlformats.org/drawingml/2006/picture">
+                <pic:pic>
+                  <pic:nvPicPr>
+                    <pic:cNvPr id="0" name="ppo_training.png"/>
+                    <pic:cNvPicPr/>
+                  </pic:nvPicPr>
+                  <pic:blipFill>
+                    <a:blip r:embed="rId13"/>
+                    <a:stretch>
+                      <a:fillRect/>
+                    </a:stretch>
+                  </pic:blipFill>
+                  <pic:spPr>
+                    <a:xfrm>
+                      <a:off x="0" y="0"/>
+                      <a:ext cx="5580000" cy="2196333"/>
+                    </a:xfrm>
+                    <a:prstGeom prst="rect"/>
+                  </pic:spPr>
+                </pic:pic>
+              </a:graphicData>
+            </a:graphic>
+          </wp:inline>
+        </w:drawing>
+      </w:r>
+    </w:p>
+    <w:p>
+      <w:pPr>
+        <w:jc w:val="center"/>
+      </w:pPr>
+      <w:r>
+        <w:rPr>
+          <w:i/>
+          <w:sz w:val="19"/>
+        </w:rPr>
+        <w:t>Figura 5. Recompensa de entrenamiento (media móvil de 20 episodios) con el mismo presupuesto de 150 000 pasos: DQN (arriba) y PPO (abajo). Nótese la diferencia de escala vertical: DQN oscila entre 40 y 200 mientras PPO alcanza 1 600.</w:t>
+      </w:r>
+    </w:p>
+    <w:p>
+      <w:pPr>
+        <w:spacing w:before="200" w:after="80"/>
+        <w:jc w:val="center"/>
+        <w:rPr>
+          <w:color w:val="FF0000"/>
+        </w:rPr>
+      </w:pPr>
+      <w:r>
+        <w:drawing>
+          <wp:inline xmlns:a="http://schemas.openxmlformats.org/drawingml/2006/main" xmlns:pic="http://schemas.openxmlformats.org/drawingml/2006/picture">
+            <wp:extent cx="5580000" cy="2196333"/>
+            <wp:docPr id="7" name="Picture 7"/>
+            <wp:cNvGraphicFramePr>
+              <a:graphicFrameLocks noChangeAspect="1"/>
+            </wp:cNvGraphicFramePr>
+            <a:graphic>
+              <a:graphicData uri="http://schemas.openxmlformats.org/drawingml/2006/picture">
+                <pic:pic>
+                  <pic:nvPicPr>
+                    <pic:cNvPr id="0" name="dqn_loss.png"/>
+                    <pic:cNvPicPr/>
+                  </pic:nvPicPr>
+                  <pic:blipFill>
+                    <a:blip r:embed="rId14"/>
+                    <a:stretch>
+                      <a:fillRect/>
+                    </a:stretch>
+                  </pic:blipFill>
+                  <pic:spPr>
+                    <a:xfrm>
+                      <a:off x="0" y="0"/>
+                      <a:ext cx="5580000" cy="2196333"/>
+                    </a:xfrm>
+                    <a:prstGeom prst="rect"/>
+                  </pic:spPr>
+                </pic:pic>
+              </a:graphicData>
+            </a:graphic>
+          </wp:inline>
+        </w:drawing>
+      </w:r>
+    </w:p>
+    <w:p>
+      <w:pPr>
+        <w:jc w:val="center"/>
+      </w:pPr>
+      <w:r>
+        <w:drawing>
+          <wp:inline xmlns:a="http://schemas.openxmlformats.org/drawingml/2006/main" xmlns:pic="http://schemas.openxmlformats.org/drawingml/2006/picture">
+            <wp:extent cx="5580000" cy="2196333"/>
+            <wp:docPr id="8" name="Picture 8"/>
+            <wp:cNvGraphicFramePr>
+              <a:graphicFrameLocks noChangeAspect="1"/>
+            </wp:cNvGraphicFramePr>
+            <a:graphic>
+              <a:graphicData uri="http://schemas.openxmlformats.org/drawingml/2006/picture">
+                <pic:pic>
+                  <pic:nvPicPr>
+                    <pic:cNvPr id="0" name="ppo_loss.png"/>
+                    <pic:cNvPicPr/>
+                  </pic:nvPicPr>
+                  <pic:blipFill>
+                    <a:blip r:embed="rId15"/>
+                    <a:stretch>
+                      <a:fillRect/>
+                    </a:stretch>
+                  </pic:blipFill>
+                  <pic:spPr>
+                    <a:xfrm>
+                      <a:off x="0" y="0"/>
+                      <a:ext cx="5580000" cy="2196333"/>
+                    </a:xfrm>
+                    <a:prstGeom prst="rect"/>
+                  </pic:spPr>
+                </pic:pic>
+              </a:graphicData>
+            </a:graphic>
+          </wp:inline>
+        </w:drawing>
+      </w:r>
+    </w:p>
+    <w:p>
+      <w:pPr>
+        <w:jc w:val="center"/>
+      </w:pPr>
+      <w:r>
+        <w:rPr>
+          <w:i/>
+          <w:sz w:val="19"/>
+        </w:rPr>
+        <w:t>Figura 6. Evolución del loss de entrenamiento: DQN (arriba) y PPO (abajo).</w:t>
+      </w:r>
+    </w:p>
+    <w:p>
+      <w:pPr>
+        <w:spacing w:before="200" w:after="80"/>
+        <w:jc w:val="center"/>
+        <w:rPr>
+          <w:color w:val="FF0000"/>
+        </w:rPr>
+      </w:pPr>
+      <w:r>
+        <w:drawing>
+          <wp:inline xmlns:a="http://schemas.openxmlformats.org/drawingml/2006/main" xmlns:pic="http://schemas.openxmlformats.org/drawingml/2006/picture">
+            <wp:extent cx="5580000" cy="2759495"/>
+            <wp:docPr id="9" name="Picture 9"/>
+            <wp:cNvGraphicFramePr>
+              <a:graphicFrameLocks noChangeAspect="1"/>
+            </wp:cNvGraphicFramePr>
+            <a:graphic>
+              <a:graphicData uri="http://schemas.openxmlformats.org/drawingml/2006/picture">
+                <pic:pic>
+                  <pic:nvPicPr>
+                    <pic:cNvPr id="0" name="dqn_per_map.png"/>
+                    <pic:cNvPicPr/>
+                  </pic:nvPicPr>
+                  <pic:blipFill>
+                    <a:blip r:embed="rId16"/>
+                    <a:stretch>
+                      <a:fillRect/>
+                    </a:stretch>
+                  </pic:blipFill>
+                  <pic:spPr>
+                    <a:xfrm>
+                      <a:off x="0" y="0"/>
+                      <a:ext cx="5580000" cy="2759495"/>
+                    </a:xfrm>
+                    <a:prstGeom prst="rect"/>
+                  </pic:spPr>
+                </pic:pic>
+              </a:graphicData>
+            </a:graphic>
+          </wp:inline>
+        </w:drawing>
+      </w:r>
+    </w:p>
+    <w:p>
+      <w:pPr>
+        <w:jc w:val="center"/>
+      </w:pPr>
+      <w:r>
+        <w:drawing>
+          <wp:inline xmlns:a="http://schemas.openxmlformats.org/drawingml/2006/main" xmlns:pic="http://schemas.openxmlformats.org/drawingml/2006/picture">
+            <wp:extent cx="5580000" cy="2759495"/>
+            <wp:docPr id="10" name="Picture 10"/>
+            <wp:cNvGraphicFramePr>
+              <a:graphicFrameLocks noChangeAspect="1"/>
+            </wp:cNvGraphicFramePr>
+            <a:graphic>
+              <a:graphicData uri="http://schemas.openxmlformats.org/drawingml/2006/picture">
+                <pic:pic>
+                  <pic:nvPicPr>
+                    <pic:cNvPr id="0" name="ppo_per_map.png"/>
+                    <pic:cNvPicPr/>
+                  </pic:nvPicPr>
+                  <pic:blipFill>
+                    <a:blip r:embed="rId17"/>
+                    <a:stretch>
+                      <a:fillRect/>
+                    </a:stretch>
+                  </pic:blipFill>
+                  <pic:spPr>
+                    <a:xfrm>
+                      <a:off x="0" y="0"/>
+                      <a:ext cx="5580000" cy="2759495"/>
+                    </a:xfrm>
+                    <a:prstGeom prst="rect"/>
+                  </pic:spPr>
+                </pic:pic>
+              </a:graphicData>
+            </a:graphic>
+          </wp:inline>
+        </w:drawing>
+      </w:r>
+    </w:p>
+    <w:p>
+      <w:pPr>
+        <w:jc w:val="center"/>
+      </w:pPr>
+      <w:r>
+        <w:rPr>
+          <w:i/>
+          <w:sz w:val="19"/>
+        </w:rPr>
+        <w:t>Figura 7. Recompensa por mapa de entrenamiento: DQN (arriba) y PPO (abajo). Las geometrías sencillas (straight_road, small_loop) convergen antes; zigzag_dists es la última en despegar.</w:t>
+      </w:r>
+    </w:p>
+    <w:p>
+      <w:r>
+        <w:t>Los resultados confirman la expectativa solo a medias. DQN no llega a despegar: su media móvil oscila entre 40 y 200 durante todo el entrenamiento y termina en 113.1, prácticamente el nivel con el que empezó. La rigidez de las 5 maniobras discretas le permite sobrevivir episodios cortos (92 pasos de media, 1 634 episodios en 150 000 pasos) pero no encadenar un seguimiento de carril sostenido: cada curva se aproxima a golpes de volante y cualquier error termina el episodio. Su loss creciente (Figura 6, arriba) no indica divergencia, sino que los valores Q crecen a medida que el agente sobrevive algo más; lo revelador es que ese crecimiento no se traduce en mejora de la recompensa. En la evaluación determinista sin shaping, la recompensa nativa media de DQN fue de −1071.62 ± 11.73: el agente acaba saliéndose de la carretera en los cinco mapas.</w:t>
+      </w:r>
+    </w:p>
+    <w:p>
+      <w:pPr/>
+      <w:r>
+        <w:t>PPO, en cambio, reproduce el patrón clásico on-policy: una fase larga de aparente estancamiento (hasta el episodio ~200, unos 60 000 pasos) mientras la política gaussiana se centra en el carril, seguida de un crecimiento sostenido hasta una media móvil final de 986.9 con picos de ~1 560. El desglose por mapa (Figura 7, abajo) muestra el orden de aprendizaje esperado: primero los circuitos sencillos (straight_road y small_loop despegan entre los episodios 20 y 30), después loop_empty (con picos de ~1 750), más tarde udem1 y por último zigzag_dists, el más exigente, que se estabiliza entre 750 y 1 050.</w:t>
+      </w:r>
+    </w:p>
+    <w:p>
+      <w:pPr/>
+      <w:r>
+        <w:t>La métrica más expresiva es la duración de los episodios: con el mismo presupuesto, DQN completó 1 634 episodios (92 pasos de media) y PPO solo unos 440 (341 pasos de media, por encima de 600 al final del entrenamiento). Conducir mejor significa sobrevivir más tiempo, y por eso el agente bueno completa menos episodios. La conclusión de la Fase 2 es clara: el control continuo de PPO supera con holgura a la discretización de DQN (986.9 frente a 113.1, un factor de casi 9), al precio de consumir más de un tercio del presupuesto antes de despegar.</w:t>
+      </w:r>
+    </w:p>
+    <w:p>
+      <w:pPr>
+        <w:pageBreakBefore/>
+        <w:spacing w:before="240"/>
+      </w:pPr>
+      <w:r>
+        <w:rPr>
+          <w:b/>
+          <w:color w:val="1B3A6B"/>
+          <w:sz w:val="36"/>
+        </w:rPr>
+        <w:lastRenderedPageBreak/>
+        <w:t xml:space="preserve">5. Fase </w:t>
+      </w:r>
+      <w:proofErr w:type="gramStart"/>
+      <w:r>
+        <w:rPr>
+          <w:b/>
+          <w:color w:val="1B3A6B"/>
+          <w:sz w:val="36"/>
+        </w:rPr>
+        <w:t xml:space="preserve">3 </w:t>
+      </w:r>
+      <w:r>
+        <w:rPr>
+          <w:b/>
+          <w:color w:val="1B3A6B"/>
+          <w:sz w:val="36"/>
+        </w:rPr>
+        <w:t>:</w:t>
+      </w:r>
+      <w:proofErr w:type="gramEnd"/>
+      <w:r>
+        <w:rPr>
+          <w:b/>
+          <w:color w:val="1B3A6B"/>
+          <w:sz w:val="36"/>
+        </w:rPr>
+        <w:t xml:space="preserve"> SAC</w:t>
+      </w:r>
+      <w:r>
+        <w:rPr>
+          <w:b/>
+          <w:color w:val="1B3A6B"/>
+          <w:sz w:val="36"/>
+        </w:rPr>
+        <w:t xml:space="preserve"> (</w:t>
+      </w:r>
+      <w:r>
+        <w:rPr>
+          <w:b/>
+          <w:color w:val="1B3A6B"/>
+          <w:sz w:val="36"/>
+        </w:rPr>
+        <w:t>Soft Actor-Critic</w:t>
+      </w:r>
+      <w:r>
+        <w:rPr>
+          <w:b/>
+          <w:color w:val="1B3A6B"/>
+          <w:sz w:val="36"/>
+        </w:rPr>
+        <w:t>)</w:t>
+      </w:r>
+    </w:p>
+    <w:p>
+      <w:pPr>
+        <w:spacing w:before="200" w:after="160"/>
+      </w:pPr>
+      <w:r>
+        <w:rPr>
+          <w:b/>
+          <w:color w:val="1B3A6B"/>
+          <w:sz w:val="28"/>
+        </w:rPr>
+        <w:t>5.1 Por qué SAC como algoritmo avanzado</w:t>
+      </w:r>
+    </w:p>
+    <w:p>
+      <w:r>
+        <w:t>Los dos baselines renuncian a algo: DQN reutiliza experiencia pero discretiza el control; PPO controla en continuo pero descarta cada lote tras usarlo. SAC (Haarnoja et al., 2018) combina lo mejor de ambos y añade un tercer ingrediente propio: la exploración por máxima entropía.</w:t>
+      </w:r>
+    </w:p>
+    <w:tbl>
+      <w:tblPr>
+        <w:tblStyle w:val="Tablaconcuadrcula"/>
+        <w:tblW w:w="0" w:type="auto"/>
+        <w:tblLook w:val="04A0" w:firstRow="1" w:lastRow="0" w:firstColumn="1" w:lastColumn="0" w:noHBand="0" w:noVBand="1"/>
+      </w:tblPr>
+      <w:tblGrid>
+        <w:gridCol w:w="2183"/>
+        <w:gridCol w:w="2183"/>
+        <w:gridCol w:w="2183"/>
+        <w:gridCol w:w="2183"/>
+      </w:tblGrid>
+      <w:tr>
+        <w:tc>
+          <w:tcPr>
+            <w:tcW w:w="2183" w:type="dxa"/>
+          </w:tcPr>
+          <w:p/>
+        </w:tc>
+        <w:tc>
+          <w:tcPr>
+            <w:tcW w:w="2183" w:type="dxa"/>
+          </w:tcPr>
+          <w:p>
+            <w:r>
+              <w:rPr>
+                <w:b/>
+              </w:rPr>
+              <w:t>Off-policy (reusa experiencia)</w:t>
+            </w:r>
+          </w:p>
+        </w:tc>
+        <w:tc>
+          <w:tcPr>
+            <w:tcW w:w="2183" w:type="dxa"/>
+          </w:tcPr>
+          <w:p>
+            <w:r>
+              <w:rPr>
+                <w:b/>
+              </w:rPr>
+              <w:t>Control continuo</w:t>
+            </w:r>
+          </w:p>
+        </w:tc>
+        <w:tc>
+          <w:tcPr>
+            <w:tcW w:w="2183" w:type="dxa"/>
+          </w:tcPr>
+          <w:p>
+            <w:r>
+              <w:rPr>
+                <w:b/>
+              </w:rPr>
+              <w:t>Exploración</w:t>
+            </w:r>
+          </w:p>
+        </w:tc>
+      </w:tr>
+      <w:tr>
+        <w:tc>
+          <w:tcPr>
+            <w:tcW w:w="2183" w:type="dxa"/>
+          </w:tcPr>
+          <w:p>
+            <w:r>
+              <w:t>DQN</w:t>
+            </w:r>
+          </w:p>
+        </w:tc>
+        <w:tc>
+          <w:tcPr>
+            <w:tcW w:w="2183" w:type="dxa"/>
+          </w:tcPr>
+          <w:p>
+            <w:r>
+              <w:t>Sí</w:t>
+            </w:r>
+          </w:p>
+        </w:tc>
+        <w:tc>
+          <w:tcPr>
+            <w:tcW w:w="2183" w:type="dxa"/>
+          </w:tcPr>
+          <w:p>
+            <w:r>
+              <w:t>No (5 acciones fijas)</w:t>
+            </w:r>
+          </w:p>
+        </w:tc>
+        <w:tc>
+          <w:tcPr>
+            <w:tcW w:w="2183" w:type="dxa"/>
+          </w:tcPr>
+          <w:p>
+            <w:r>
+              <w:t>ε-greedy</w:t>
+            </w:r>
+          </w:p>
+        </w:tc>
+      </w:tr>
+      <w:tr>
+        <w:tc>
+          <w:tcPr>
+            <w:tcW w:w="2183" w:type="dxa"/>
+          </w:tcPr>
+          <w:p>
+            <w:r>
+              <w:t>PPO</w:t>
+            </w:r>
+          </w:p>
+        </w:tc>
+        <w:tc>
+          <w:tcPr>
+            <w:tcW w:w="2183" w:type="dxa"/>
+          </w:tcPr>
+          <w:p>
+            <w:r>
+              <w:t>No (descarta tras update)</w:t>
+            </w:r>
+          </w:p>
+        </w:tc>
+        <w:tc>
+          <w:tcPr>
+            <w:tcW w:w="2183" w:type="dxa"/>
+          </w:tcPr>
+          <w:p>
+            <w:r>
+              <w:t>Sí</w:t>
+            </w:r>
+          </w:p>
+        </w:tc>
+        <w:tc>
+          <w:tcPr>
+            <w:tcW w:w="2183" w:type="dxa"/>
+          </w:tcPr>
+          <w:p>
+            <w:r>
+              <w:t>Ruido gaussiano + bonus de entropía</w:t>
+            </w:r>
+          </w:p>
+        </w:tc>
+      </w:tr>
+      <w:tr>
+        <w:tc>
+          <w:tcPr>
+            <w:tcW w:w="2183" w:type="dxa"/>
+          </w:tcPr>
+          <w:p>
+            <w:r>
+              <w:t>SAC</w:t>
+            </w:r>
+          </w:p>
+        </w:tc>
+        <w:tc>
+          <w:tcPr>
+            <w:tcW w:w="2183" w:type="dxa"/>
+          </w:tcPr>
+          <w:p>
+            <w:r>
+              <w:t>Sí</w:t>
+            </w:r>
+          </w:p>
+        </w:tc>
+        <w:tc>
+          <w:tcPr>
+            <w:tcW w:w="2183" w:type="dxa"/>
+          </w:tcPr>
+          <w:p>
+            <w:r>
+              <w:t>Sí</w:t>
+            </w:r>
+          </w:p>
+        </w:tc>
+        <w:tc>
+          <w:tcPr>
+            <w:tcW w:w="2183" w:type="dxa"/>
+          </w:tcPr>
+          <w:p>
+            <w:r>
+              <w:t>Máxima entropía con temperatura automática</w:t>
+            </w:r>
+          </w:p>
+        </w:tc>
+      </w:tr>
+    </w:tbl>
+    <w:p/>
+    <w:p>
+      <w:r>
+        <w:t>En un simulador donde cada paso cuesta renderizar una escena 3D, ser off-policy es decisivo; y en conducción, el control continuo marca la diferencia en las curvas. SAC es la elección natural.</w:t>
+      </w:r>
+    </w:p>
+    <w:p>
+      <w:pPr>
+        <w:spacing w:before="200" w:after="160"/>
+      </w:pPr>
+      <w:r>
+        <w:rPr>
+          <w:b/>
+          <w:color w:val="1B3A6B"/>
+          <w:sz w:val="28"/>
+        </w:rPr>
+        <w:t>5.2 Cómo funciona: máxima entropía y twin critics</w:t>
+      </w:r>
+    </w:p>
+    <w:p>
+      <w:r>
+        <w:t>SAC optimiza un objetivo aumentado con entropía:</w:t>
+      </w:r>
+    </w:p>
+    <w:p>
+      <w:r>
+        <w:rPr>
+          <w:rFonts w:ascii="Courier New" w:hAnsi="Courier New"/>
+          <w:sz w:val="20"/>
+        </w:rPr>
+        <w:t>J(π) = Σ E[ r(sₜ, aₜ) + α · H(π(·|sₜ)) ]</w:t>
+      </w:r>
+    </w:p>
+    <w:p>
+      <w:r>
+        <w:t xml:space="preserve">Además de la recompensa, premia que la política sea tan aleatoria como sea posible mientras siga teniendo éxito. El coeficiente de temperatura α se ajusta automáticamente (ent_coef="auto") para mantener una entropía objetivo: el agente arranca explorando mucho y reduce la aleatoriedad él solo conforme gana confianza, sin calendario manual de exploración. Sus componentes: un actor estocástico (gaussiana sobre las 2 dimensiones de acción, reparametrizada para propagar gradientes), dos críticos Q gemelos de los que se toma el mínimo (corrige la sobreestimación de valores, truco heredado de TD3) y el replay buffer compartido conceptualmente con DQN. Políticas entrenadas así son más robustas ante </w:t>
+      </w:r>
+      <w:proofErr w:type="spellStart"/>
+      <w:r>
+        <w:t>estados</w:t>
+      </w:r>
+      <w:proofErr w:type="spellEnd"/>
+      <w:r>
+        <w:t xml:space="preserve"> no vistos </w:t>
+      </w:r>
+      <w:proofErr w:type="spellStart"/>
+      <w:r>
+        <w:t>exactamente</w:t>
+      </w:r>
+      <w:proofErr w:type="spellEnd"/>
+      <w:r>
+        <w:t xml:space="preserve"> lo </w:t>
+      </w:r>
+      <w:proofErr w:type="spellStart"/>
+      <w:r>
+        <w:t>que</w:t>
+      </w:r>
+      <w:proofErr w:type="spellEnd"/>
+      <w:r>
+        <w:t xml:space="preserve"> exige el mapa oculto de evaluación.</w:t>
+      </w:r>
+    </w:p>
+    <w:p>
+      <w:pPr>
+        <w:spacing w:before="200" w:after="160"/>
+      </w:pPr>
+      <w:r>
+        <w:rPr>
+          <w:b/>
+          <w:color w:val="1B3A6B"/>
+          <w:sz w:val="28"/>
+        </w:rPr>
+        <w:t>5.3 Hiperparámetros y paralelización</w:t>
+      </w:r>
+    </w:p>
+    <w:tbl>
+      <w:tblPr>
+        <w:tblStyle w:val="Tablaconcuadrcula"/>
+        <w:tblW w:w="0" w:type="auto"/>
+        <w:tblLook w:val="04A0" w:firstRow="1" w:lastRow="0" w:firstColumn="1" w:lastColumn="0" w:noHBand="0" w:noVBand="1"/>
+      </w:tblPr>
+      <w:tblGrid>
+        <w:gridCol w:w="2911"/>
+        <w:gridCol w:w="2911"/>
+        <w:gridCol w:w="2911"/>
+      </w:tblGrid>
+      <w:tr>
+        <w:tc>
+          <w:tcPr>
+            <w:tcW w:w="2911" w:type="dxa"/>
+          </w:tcPr>
+          <w:p>
+            <w:r>
+              <w:rPr>
+                <w:b/>
+              </w:rPr>
+              <w:t>Hiperparámetro</w:t>
+            </w:r>
+          </w:p>
+        </w:tc>
+        <w:tc>
+          <w:tcPr>
+            <w:tcW w:w="2911" w:type="dxa"/>
+          </w:tcPr>
+          <w:p>
+            <w:r>
+              <w:rPr>
+                <w:b/>
+              </w:rPr>
+              <w:t>Valor</w:t>
+            </w:r>
+          </w:p>
+        </w:tc>
+        <w:tc>
+          <w:tcPr>
+            <w:tcW w:w="2911" w:type="dxa"/>
+          </w:tcPr>
+          <w:p>
+            <w:r>
+              <w:rPr>
+                <w:b/>
+              </w:rPr>
+              <w:t>Justificación</w:t>
+            </w:r>
+          </w:p>
+        </w:tc>
+      </w:tr>
+      <w:tr>
+        <w:tc>
+          <w:tcPr>
+            <w:tcW w:w="2911" w:type="dxa"/>
+          </w:tcPr>
+          <w:p>
+            <w:r>
+              <w:t>learning_rate</w:t>
+            </w:r>
+          </w:p>
+        </w:tc>
+        <w:tc>
+          <w:tcPr>
+            <w:tcW w:w="2911" w:type="dxa"/>
+          </w:tcPr>
+          <w:p>
+            <w:r>
+              <w:t>3e-4</w:t>
+            </w:r>
+          </w:p>
+        </w:tc>
+        <w:tc>
+          <w:tcPr>
+            <w:tcW w:w="2911" w:type="dxa"/>
+          </w:tcPr>
+          <w:p>
+            <w:r>
+              <w:t>Estándar de SAC; el ajuste fino lo absorbe la temperatura automática.</w:t>
+            </w:r>
+          </w:p>
+        </w:tc>
+      </w:tr>
+      <w:tr>
+        <w:tc>
+          <w:tcPr>
+            <w:tcW w:w="2911" w:type="dxa"/>
+          </w:tcPr>
+          <w:p>
+            <w:r>
+              <w:t>buffer_size / learning_starts</w:t>
+            </w:r>
+          </w:p>
+        </w:tc>
+        <w:tc>
+          <w:tcPr>
+            <w:tcW w:w="2911" w:type="dxa"/>
+          </w:tcPr>
+          <w:p>
+            <w:r>
+              <w:t>100 000 / 5 000</w:t>
+            </w:r>
+          </w:p>
+        </w:tc>
+        <w:tc>
+          <w:tcPr>
+            <w:tcW w:w="2911" w:type="dxa"/>
+          </w:tcPr>
+          <w:p>
+            <w:r>
+              <w:t>Mismo criterio que DQN.</w:t>
+            </w:r>
+          </w:p>
+        </w:tc>
+      </w:tr>
+      <w:tr>
+        <w:tc>
+          <w:tcPr>
+            <w:tcW w:w="2911" w:type="dxa"/>
+          </w:tcPr>
+          <w:p>
+            <w:r>
+              <w:t>batch_size</w:t>
+            </w:r>
+          </w:p>
+        </w:tc>
+        <w:tc>
+          <w:tcPr>
+            <w:tcW w:w="2911" w:type="dxa"/>
+          </w:tcPr>
+          <w:p>
+            <w:r>
+              <w:t>256</w:t>
+            </w:r>
+          </w:p>
+        </w:tc>
+        <w:tc>
+          <w:tcPr>
+            <w:tcW w:w="2911" w:type="dxa"/>
+          </w:tcPr>
+          <w:p>
+            <w:r>
+              <w:t>Batches grandes estabilizan los dos críticos.</w:t>
+            </w:r>
+          </w:p>
+        </w:tc>
+      </w:tr>
+      <w:tr>
+        <w:tc>
+          <w:tcPr>
+            <w:tcW w:w="2911" w:type="dxa"/>
+          </w:tcPr>
+          <w:p>
+            <w:r>
+              <w:t>tau</w:t>
+            </w:r>
+          </w:p>
+        </w:tc>
+        <w:tc>
+          <w:tcPr>
+            <w:tcW w:w="2911" w:type="dxa"/>
+          </w:tcPr>
+          <w:p>
+            <w:r>
+              <w:t>0.005</w:t>
+            </w:r>
+          </w:p>
+        </w:tc>
+        <w:tc>
+          <w:tcPr>
+            <w:tcW w:w="2911" w:type="dxa"/>
+          </w:tcPr>
+          <w:p>
+            <w:r>
+              <w:t>Actualización suave (Polyak) de las redes objetivo.</w:t>
+            </w:r>
+          </w:p>
+        </w:tc>
+      </w:tr>
+      <w:tr>
+        <w:tc>
+          <w:tcPr>
+            <w:tcW w:w="2911" w:type="dxa"/>
+          </w:tcPr>
+          <w:p>
+            <w:r>
+              <w:t>train_freq / gradient_steps</w:t>
+            </w:r>
+          </w:p>
+        </w:tc>
+        <w:tc>
+          <w:tcPr>
+            <w:tcW w:w="2911" w:type="dxa"/>
+          </w:tcPr>
+          <w:p>
+            <w:r>
+              <w:t>1 / n_envs (GPU) · 1 (CPU)</w:t>
+            </w:r>
+          </w:p>
+        </w:tc>
+        <w:tc>
+          <w:tcPr>
+            <w:tcW w:w="2911" w:type="dxa"/>
+          </w:tcPr>
+          <w:p>
+            <w:r>
+              <w:t xml:space="preserve">Con GPU mantiene la ratio </w:t>
+            </w:r>
+            <w:r>
+              <w:lastRenderedPageBreak/>
+              <w:t>updates:transiciones en 1:1 al paralelizar; en CPU se reduce para no hundir los FPS del simulador.</w:t>
+            </w:r>
+          </w:p>
+        </w:tc>
+      </w:tr>
+      <w:tr>
+        <w:tc>
+          <w:tcPr>
+            <w:tcW w:w="2911" w:type="dxa"/>
+          </w:tcPr>
+          <w:p>
+            <w:r>
+              <w:lastRenderedPageBreak/>
+              <w:t>ent_coef</w:t>
+            </w:r>
+          </w:p>
+        </w:tc>
+        <w:tc>
+          <w:tcPr>
+            <w:tcW w:w="2911" w:type="dxa"/>
+          </w:tcPr>
+          <w:p>
+            <w:r>
+              <w:t>auto</w:t>
+            </w:r>
+          </w:p>
+        </w:tc>
+        <w:tc>
+          <w:tcPr>
+            <w:tcW w:w="2911" w:type="dxa"/>
+          </w:tcPr>
+          <w:p>
+            <w:r>
+              <w:t>Temperatura de entropía autoajustada: la firma de SAC.</w:t>
+            </w:r>
+          </w:p>
+        </w:tc>
+      </w:tr>
+    </w:tbl>
+    <w:p/>
+    <w:p>
+      <w:r>
+        <w:t>Como en la Fase 2, los 5 mapas corren en paralelo durante todo el presupuesto de 150 000 pasos. Existe además un modo curriculum opcional (recta → curvas suaves → 5 mapas) que comparte red y buffer entre etapas, disponible con el flag --curriculum.</w:t>
+      </w:r>
+    </w:p>
+    <w:p>
+      <w:pPr>
+        <w:spacing w:before="200" w:after="160"/>
+      </w:pPr>
+      <w:r>
+        <w:rPr>
+          <w:b/>
+          <w:color w:val="1B3A6B"/>
+          <w:sz w:val="28"/>
+        </w:rPr>
+        <w:t>5.4 Mismo contrato que la Fase 2</w:t>
+      </w:r>
+    </w:p>
+    <w:p>
+      <w:r>
+        <w:t xml:space="preserve">SAC se entrena con exactamente el mismo pipeline de visión, el mismo SpeedSteerWrapper, el mismo LaneFollowingReward y la misma CNN que los baselines. Esto tiene dos consecuencias deliberadas: (1) las curvas de recompensa de los tres algoritmos son directamente comparables </w:t>
+      </w:r>
+      <w:proofErr w:type="gramStart"/>
+      <w:r>
+        <w:t>(</w:t>
+      </w:r>
+      <w:r>
+        <w:t xml:space="preserve"> la</w:t>
+      </w:r>
+      <w:proofErr w:type="gramEnd"/>
+      <w:r>
+        <w:t xml:space="preserve"> única variable es </w:t>
+      </w:r>
+      <w:proofErr w:type="spellStart"/>
+      <w:r>
+        <w:t>el</w:t>
+      </w:r>
+      <w:proofErr w:type="spellEnd"/>
+      <w:r>
+        <w:t xml:space="preserve"> </w:t>
+      </w:r>
+      <w:proofErr w:type="spellStart"/>
+      <w:proofErr w:type="gramStart"/>
+      <w:r>
+        <w:t>algoritmo</w:t>
+      </w:r>
+      <w:proofErr w:type="spellEnd"/>
+      <w:r>
+        <w:t xml:space="preserve"> </w:t>
+      </w:r>
+      <w:r>
+        <w:t>)</w:t>
+      </w:r>
+      <w:proofErr w:type="gramEnd"/>
+      <w:r>
+        <w:t xml:space="preserve">, y (2) </w:t>
+      </w:r>
+      <w:proofErr w:type="spellStart"/>
+      <w:r>
+        <w:t>el</w:t>
+      </w:r>
+      <w:proofErr w:type="spellEnd"/>
+      <w:r>
+        <w:t xml:space="preserve"> modelo carga a la primera en el pipeline de evaluación y generación de vídeos, que reutiliza esas mismas clases.</w:t>
+      </w:r>
+    </w:p>
+    <w:p>
+      <w:pPr>
+        <w:spacing w:before="200" w:after="160"/>
+      </w:pPr>
+      <w:r>
+        <w:rPr>
+          <w:b/>
+          <w:color w:val="1B3A6B"/>
+          <w:sz w:val="28"/>
+        </w:rPr>
+        <w:t>5.5 Resultados de la Fase 3</w:t>
+      </w:r>
+    </w:p>
+    <w:p>
+      <w:pPr>
+        <w:spacing w:before="200" w:after="80"/>
+        <w:jc w:val="center"/>
+        <w:rPr>
+          <w:color w:val="FF0000"/>
+        </w:rPr>
+      </w:pPr>
+      <w:r>
+        <w:drawing>
+          <wp:inline xmlns:a="http://schemas.openxmlformats.org/drawingml/2006/main" xmlns:pic="http://schemas.openxmlformats.org/drawingml/2006/picture">
+            <wp:extent cx="5580000" cy="2196333"/>
+            <wp:docPr id="11" name="Picture 11"/>
+            <wp:cNvGraphicFramePr>
+              <a:graphicFrameLocks noChangeAspect="1"/>
+            </wp:cNvGraphicFramePr>
+            <a:graphic>
+              <a:graphicData uri="http://schemas.openxmlformats.org/drawingml/2006/picture">
+                <pic:pic>
+                  <pic:nvPicPr>
+                    <pic:cNvPr id="0" name="sac_training.png"/>
+                    <pic:cNvPicPr/>
+                  </pic:nvPicPr>
+                  <pic:blipFill>
+                    <a:blip r:embed="rId18"/>
+                    <a:stretch>
+                      <a:fillRect/>
+                    </a:stretch>
+                  </pic:blipFill>
+                  <pic:spPr>
+                    <a:xfrm>
+                      <a:off x="0" y="0"/>
+                      <a:ext cx="5580000" cy="2196333"/>
+                    </a:xfrm>
+                    <a:prstGeom prst="rect"/>
+                  </pic:spPr>
+                </pic:pic>
+              </a:graphicData>
+            </a:graphic>
+          </wp:inline>
+        </w:drawing>
+      </w:r>
+    </w:p>
+    <w:p>
+      <w:pPr>
+        <w:jc w:val="center"/>
+      </w:pPr>
+      <w:r>
+        <w:rPr>
+          <w:i/>
+          <w:sz w:val="19"/>
+        </w:rPr>
+        <w:t>Figura 8. SAC — recompensa de entrenamiento (media móvil 20 episodios).</w:t>
+      </w:r>
+    </w:p>
+    <w:p>
+      <w:pPr>
+        <w:spacing w:before="200" w:after="80"/>
+        <w:jc w:val="center"/>
+        <w:rPr>
+          <w:color w:val="FF0000"/>
+        </w:rPr>
+      </w:pPr>
+      <w:r>
+        <w:drawing>
+          <wp:inline xmlns:a="http://schemas.openxmlformats.org/drawingml/2006/main" xmlns:pic="http://schemas.openxmlformats.org/drawingml/2006/picture">
+            <wp:extent cx="5580000" cy="2759495"/>
+            <wp:docPr id="12" name="Picture 12"/>
+            <wp:cNvGraphicFramePr>
+              <a:graphicFrameLocks noChangeAspect="1"/>
+            </wp:cNvGraphicFramePr>
+            <a:graphic>
+              <a:graphicData uri="http://schemas.openxmlformats.org/drawingml/2006/picture">
+                <pic:pic>
+                  <pic:nvPicPr>
+                    <pic:cNvPr id="0" name="sac_per_map.png"/>
+                    <pic:cNvPicPr/>
+                  </pic:nvPicPr>
+                  <pic:blipFill>
+                    <a:blip r:embed="rId19"/>
+                    <a:stretch>
+                      <a:fillRect/>
+                    </a:stretch>
+                  </pic:blipFill>
+                  <pic:spPr>
+                    <a:xfrm>
+                      <a:off x="0" y="0"/>
+                      <a:ext cx="5580000" cy="2759495"/>
+                    </a:xfrm>
+                    <a:prstGeom prst="rect"/>
+                  </pic:spPr>
+                </pic:pic>
+              </a:graphicData>
+            </a:graphic>
+          </wp:inline>
+        </w:drawing>
+      </w:r>
+    </w:p>
+    <w:p>
+      <w:pPr>
+        <w:jc w:val="center"/>
+      </w:pPr>
+      <w:r>
+        <w:rPr>
+          <w:i/>
+          <w:sz w:val="19"/>
+        </w:rPr>
+        <w:t>Figura 9. SAC — recompensa por mapa de entrenamiento.</w:t>
+      </w:r>
+    </w:p>
+    <w:p>
+      <w:pPr>
+        <w:spacing w:before="200" w:after="80"/>
+        <w:jc w:val="center"/>
+      </w:pPr>
+      <w:r>
+        <w:drawing>
+          <wp:inline xmlns:a="http://schemas.openxmlformats.org/drawingml/2006/main" xmlns:pic="http://schemas.openxmlformats.org/drawingml/2006/picture">
+            <wp:extent cx="5580000" cy="2196333"/>
+            <wp:docPr id="13" name="Picture 13"/>
+            <wp:cNvGraphicFramePr>
+              <a:graphicFrameLocks noChangeAspect="1"/>
+            </wp:cNvGraphicFramePr>
+            <a:graphic>
+              <a:graphicData uri="http://schemas.openxmlformats.org/drawingml/2006/picture">
+                <pic:pic>
+                  <pic:nvPicPr>
+                    <pic:cNvPr id="0" name="sac_critic_loss.png"/>
+                    <pic:cNvPicPr/>
+                  </pic:nvPicPr>
+                  <pic:blipFill>
+                    <a:blip r:embed="rId20"/>
+                    <a:stretch>
+                      <a:fillRect/>
+                    </a:stretch>
+                  </pic:blipFill>
+                  <pic:spPr>
+                    <a:xfrm>
+                      <a:off x="0" y="0"/>
+                      <a:ext cx="5580000" cy="2196333"/>
+                    </a:xfrm>
+                    <a:prstGeom prst="rect"/>
+                  </pic:spPr>
+                </pic:pic>
+              </a:graphicData>
+            </a:graphic>
+          </wp:inline>
+        </w:drawing>
+      </w:r>
+    </w:p>
+    <w:p>
+      <w:pPr>
+        <w:jc w:val="center"/>
+      </w:pPr>
+      <w:r>
+        <w:drawing>
+          <wp:inline xmlns:a="http://schemas.openxmlformats.org/drawingml/2006/main" xmlns:pic="http://schemas.openxmlformats.org/drawingml/2006/picture">
+            <wp:extent cx="5580000" cy="2196333"/>
+            <wp:docPr id="14" name="Picture 14"/>
+            <wp:cNvGraphicFramePr>
+              <a:graphicFrameLocks noChangeAspect="1"/>
+            </wp:cNvGraphicFramePr>
+            <a:graphic>
+              <a:graphicData uri="http://schemas.openxmlformats.org/drawingml/2006/picture">
+                <pic:pic>
+                  <pic:nvPicPr>
+                    <pic:cNvPr id="0" name="sac_actor_loss.png"/>
+                    <pic:cNvPicPr/>
+                  </pic:nvPicPr>
+                  <pic:blipFill>
+                    <a:blip r:embed="rId21"/>
+                    <a:stretch>
+                      <a:fillRect/>
+                    </a:stretch>
+                  </pic:blipFill>
+                  <pic:spPr>
+                    <a:xfrm>
+                      <a:off x="0" y="0"/>
+                      <a:ext cx="5580000" cy="2196333"/>
+                    </a:xfrm>
+                    <a:prstGeom prst="rect"/>
+                  </pic:spPr>
+                </pic:pic>
+              </a:graphicData>
+            </a:graphic>
+          </wp:inline>
+        </w:drawing>
+      </w:r>
+    </w:p>
+    <w:p>
+      <w:pPr>
+        <w:jc w:val="center"/>
+      </w:pPr>
+      <w:r>
+        <w:rPr>
+          <w:i/>
+          <w:sz w:val="19"/>
+        </w:rPr>
+        <w:t>Figura 10. Arriba: critic loss de SAC, que crece acompañando a la escala de los retornos sin llegar a divergir. Abajo: actor loss, con un descenso casi monótono que refleja la mejora continua de la política.</w:t>
+      </w:r>
+    </w:p>
+    <w:tbl>
+      <w:tblPr>
+        <w:tblStyle w:val="Tablaconcuadrcula"/>
+        <w:tblW w:type="auto" w:w="0"/>
+        <w:tblLook w:firstColumn="1" w:firstRow="1" w:lastColumn="0" w:lastRow="0" w:noHBand="0" w:noVBand="1" w:val="04A0"/>
+      </w:tblPr>
+      <w:tblGrid>
+        <w:gridCol w:w="1746"/>
+        <w:gridCol w:w="1746"/>
+        <w:gridCol w:w="1746"/>
+        <w:gridCol w:w="1746"/>
+        <w:gridCol w:w="1746"/>
+      </w:tblGrid>
+      <w:tr>
+        <w:tc>
+          <w:tcPr>
+            <w:tcW w:type="dxa" w:w="1746"/>
+          </w:tcPr>
+          <w:p>
+            <w:r/>
+            <w:r>
+              <w:rPr>
+                <w:b/>
+                <w:sz w:val="19"/>
+              </w:rPr>
+              <w:t>Algoritmo</w:t>
+            </w:r>
+          </w:p>
+        </w:tc>
+        <w:tc>
+          <w:tcPr>
+            <w:tcW w:type="dxa" w:w="1746"/>
+          </w:tcPr>
+          <w:p>
+            <w:r/>
+            <w:r>
+              <w:rPr>
+                <w:b/>
+                <w:sz w:val="19"/>
+              </w:rPr>
+              <w:t>Recompensa final (media móvil 20)</w:t>
+            </w:r>
+          </w:p>
+        </w:tc>
+        <w:tc>
+          <w:tcPr>
+            <w:tcW w:type="dxa" w:w="1746"/>
+          </w:tcPr>
+          <w:p>
+            <w:r/>
+            <w:r>
+              <w:rPr>
+                <w:b/>
+                <w:sz w:val="19"/>
+              </w:rPr>
+              <w:t>Pico de la media móvil</w:t>
+            </w:r>
+          </w:p>
+        </w:tc>
+        <w:tc>
+          <w:tcPr>
+            <w:tcW w:type="dxa" w:w="1746"/>
+          </w:tcPr>
+          <w:p>
+            <w:r/>
+            <w:r>
+              <w:rPr>
+                <w:b/>
+                <w:sz w:val="19"/>
+              </w:rPr>
+              <w:t>Episodios en 150 000 pasos</w:t>
+            </w:r>
+          </w:p>
+        </w:tc>
+        <w:tc>
+          <w:tcPr>
+            <w:tcW w:type="dxa" w:w="1746"/>
+          </w:tcPr>
+          <w:p>
+            <w:r/>
+            <w:r>
+              <w:rPr>
+                <w:b/>
+                <w:sz w:val="19"/>
+              </w:rPr>
+              <w:t>Duración media del episodio</w:t>
+            </w:r>
+          </w:p>
+        </w:tc>
+      </w:tr>
+      <w:tr>
+        <w:tc>
+          <w:tcPr>
+            <w:tcW w:type="dxa" w:w="1746"/>
+          </w:tcPr>
+          <w:p>
+            <w:r/>
+            <w:r>
+              <w:rPr>
+                <w:sz w:val="19"/>
+              </w:rPr>
+              <w:t>DQN</w:t>
+            </w:r>
+          </w:p>
+        </w:tc>
+        <w:tc>
+          <w:tcPr>
+            <w:tcW w:type="dxa" w:w="1746"/>
+          </w:tcPr>
+          <w:p>
+            <w:r/>
+            <w:r>
+              <w:rPr>
+                <w:sz w:val="19"/>
+              </w:rPr>
+              <w:t>113.1</w:t>
+            </w:r>
+          </w:p>
+        </w:tc>
+        <w:tc>
+          <w:tcPr>
+            <w:tcW w:type="dxa" w:w="1746"/>
+          </w:tcPr>
+          <w:p>
+            <w:r/>
+            <w:r>
+              <w:rPr>
+                <w:sz w:val="19"/>
+              </w:rPr>
+              <w:t>~203</w:t>
+            </w:r>
+          </w:p>
+        </w:tc>
+        <w:tc>
+          <w:tcPr>
+            <w:tcW w:type="dxa" w:w="1746"/>
+          </w:tcPr>
+          <w:p>
+            <w:r/>
+            <w:r>
+              <w:rPr>
+                <w:sz w:val="19"/>
+              </w:rPr>
+              <w:t>1 634</w:t>
+            </w:r>
+          </w:p>
+        </w:tc>
+        <w:tc>
+          <w:tcPr>
+            <w:tcW w:type="dxa" w:w="1746"/>
+          </w:tcPr>
+          <w:p>
+            <w:r/>
+            <w:r>
+              <w:rPr>
+                <w:sz w:val="19"/>
+              </w:rPr>
+              <w:t>~92 pasos</w:t>
+            </w:r>
+          </w:p>
+        </w:tc>
+      </w:tr>
+      <w:tr>
+        <w:tc>
+          <w:tcPr>
+            <w:tcW w:type="dxa" w:w="1746"/>
+          </w:tcPr>
+          <w:p>
+            <w:r/>
+            <w:r>
+              <w:rPr>
+                <w:sz w:val="19"/>
+              </w:rPr>
+              <w:t>PPO</w:t>
+            </w:r>
+          </w:p>
+        </w:tc>
+        <w:tc>
+          <w:tcPr>
+            <w:tcW w:type="dxa" w:w="1746"/>
+          </w:tcPr>
+          <w:p>
+            <w:r/>
+            <w:r>
+              <w:rPr>
+                <w:sz w:val="19"/>
+              </w:rPr>
+              <w:t>986.9</w:t>
+            </w:r>
+          </w:p>
+        </w:tc>
+        <w:tc>
+          <w:tcPr>
+            <w:tcW w:type="dxa" w:w="1746"/>
+          </w:tcPr>
+          <w:p>
+            <w:r/>
+            <w:r>
+              <w:rPr>
+                <w:sz w:val="19"/>
+              </w:rPr>
+              <w:t>~1 560</w:t>
+            </w:r>
+          </w:p>
+        </w:tc>
+        <w:tc>
+          <w:tcPr>
+            <w:tcW w:type="dxa" w:w="1746"/>
+          </w:tcPr>
+          <w:p>
+            <w:r/>
+            <w:r>
+              <w:rPr>
+                <w:sz w:val="19"/>
+              </w:rPr>
+              <w:t>~440</w:t>
+            </w:r>
+          </w:p>
+        </w:tc>
+        <w:tc>
+          <w:tcPr>
+            <w:tcW w:type="dxa" w:w="1746"/>
+          </w:tcPr>
+          <w:p>
+            <w:r/>
+            <w:r>
+              <w:rPr>
+                <w:sz w:val="19"/>
+              </w:rPr>
+              <w:t>~341 pasos</w:t>
+            </w:r>
+          </w:p>
+        </w:tc>
+      </w:tr>
+      <w:tr>
+        <w:tc>
+          <w:tcPr>
+            <w:tcW w:type="dxa" w:w="1746"/>
+          </w:tcPr>
+          <w:p>
+            <w:r/>
+            <w:r>
+              <w:rPr>
+                <w:sz w:val="19"/>
+              </w:rPr>
+              <w:t>SAC</w:t>
+            </w:r>
+          </w:p>
+        </w:tc>
+        <w:tc>
+          <w:tcPr>
+            <w:tcW w:type="dxa" w:w="1746"/>
+          </w:tcPr>
+          <w:p>
+            <w:r/>
+            <w:r>
+              <w:rPr>
+                <w:sz w:val="19"/>
+              </w:rPr>
+              <w:t>2 409.4</w:t>
+            </w:r>
+          </w:p>
+        </w:tc>
+        <w:tc>
+          <w:tcPr>
+            <w:tcW w:type="dxa" w:w="1746"/>
+          </w:tcPr>
+          <w:p>
+            <w:r/>
+            <w:r>
+              <w:rPr>
+                <w:sz w:val="19"/>
+              </w:rPr>
+              <w:t>~3 400</w:t>
+            </w:r>
+          </w:p>
+        </w:tc>
+        <w:tc>
+          <w:tcPr>
+            <w:tcW w:type="dxa" w:w="1746"/>
+          </w:tcPr>
+          <w:p>
+            <w:r/>
+            <w:r>
+              <w:rPr>
+                <w:sz w:val="19"/>
+              </w:rPr>
+              <w:t>~290</w:t>
+            </w:r>
+          </w:p>
+        </w:tc>
+        <w:tc>
+          <w:tcPr>
+            <w:tcW w:type="dxa" w:w="1746"/>
+          </w:tcPr>
+          <w:p>
+            <w:r/>
+            <w:r>
+              <w:rPr>
+                <w:sz w:val="19"/>
+              </w:rPr>
+              <w:t>~517 pasos</w:t>
+            </w:r>
+          </w:p>
+        </w:tc>
+      </w:tr>
+    </w:tbl>
+    <w:p>
+      <w:pPr>
+        <w:jc w:val="center"/>
+      </w:pPr>
+      <w:r>
+        <w:rPr>
+          <w:i/>
+          <w:sz w:val="19"/>
+        </w:rPr>
+        <w:t>Tabla resumen. SAC frente a los baselines de la Fase 2 con el mismo presupuesto de 150 000 pasos y la misma recompensa moldeada. A mayor calidad de conducción, episodios más largos y, por tanto, menos episodios completados.</w:t>
+      </w:r>
+    </w:p>
+    <w:p>
+      <w:r>
+        <w:t>Los resultados respaldan la tesis de la Fase 3 con claridad. La curva de SAC (Figura 8) permanece plana durante los primeros ~140 episodios, la fase en la que el replay buffer se llena y la temperatura de entropía se autoajusta, y a continuación despega de forma explosiva: en unos 40 episodios pasa de ~100 a más de 2 000 de media móvil, termina en 2 409.4 y alcanza picos de ~3 400. Es 2.4 veces la recompensa final de PPO y unas 21 veces la de DQN con el mismo presupuesto de 150 000 pasos.</w:t>
+      </w:r>
+    </w:p>
+    <w:p>
+      <w:pPr/>
+      <w:r>
+        <w:t>El desglose por escenario (Figura 9) muestra que zigzag_dists y loop_empty despegan primero (hacia el episodio 20) y superan los 3 000 de media; small_loop llega a ~3 650; straight_road despega más tarde pero termina en ~3 400; y udem1, el mapa urbano más complejo, se queda entre 1 600 y 2 200, el único escenario donde la conducción aún tiene margen. Que el zigzag, el mapa más difícil para PPO, sea de los primeros que SAC domina ilustra el valor de la exploración por máxima entropía.</w:t>
+      </w:r>
+    </w:p>
+    <w:p>
+      <w:pPr/>
+      <w:r>
+        <w:t>Las métricas internas (Figura 10) corresponden a un entrenamiento sano: el critic loss crece de ~5 a ~50 acompañando a la escala de los retornos (cuando la recompensa por episodio se multiplica por 20, el error absoluto de los críticos también crece; lo importante es que no diverge), y el actor loss desciende de forma casi monótona desde 0 hasta −240, señal de mejora continua de la política. La duración media de los episodios, 517 pasos frente a los 341 de PPO y los 92 de DQN, completa el cuadro: SAC produce el agente que más tiempo permanece en el carril.</w:t>
+      </w:r>
+    </w:p>
+    <w:p>
+      <w:pPr>
+        <w:pageBreakBefore/>
+        <w:spacing w:before="240"/>
+      </w:pPr>
+      <w:r>
+        <w:rPr>
+          <w:b/>
+          <w:color w:val="1B3A6B"/>
+          <w:sz w:val="36"/>
+        </w:rPr>
+        <w:lastRenderedPageBreak/>
+        <w:t>6. Decisiones de diseño y comparativa de modelos</w:t>
+      </w:r>
+    </w:p>
+    <w:p>
+      <w:pPr>
+        <w:spacing w:before="200" w:after="160"/>
+      </w:pPr>
+      <w:r>
+        <w:rPr>
+          <w:b/>
+          <w:color w:val="1B3A6B"/>
+          <w:sz w:val="28"/>
+        </w:rPr>
+        <w:t>6.1 Decisiones transversales y su porqué</w:t>
+      </w:r>
+    </w:p>
+    <w:tbl>
+      <w:tblPr>
+        <w:tblStyle w:val="Tablaconcuadrcula"/>
+        <w:tblW w:w="0" w:type="auto"/>
+        <w:tblLook w:val="04A0" w:firstRow="1" w:lastRow="0" w:firstColumn="1" w:lastColumn="0" w:noHBand="0" w:noVBand="1"/>
+      </w:tblPr>
+      <w:tblGrid>
+        <w:gridCol w:w="2911"/>
+        <w:gridCol w:w="2911"/>
+        <w:gridCol w:w="2911"/>
+      </w:tblGrid>
+      <w:tr>
+        <w:tc>
+          <w:tcPr>
+            <w:tcW w:w="2911" w:type="dxa"/>
+          </w:tcPr>
+          <w:p>
+            <w:r>
+              <w:rPr>
+                <w:b/>
+              </w:rPr>
+              <w:t>Decisión</w:t>
+            </w:r>
+          </w:p>
+        </w:tc>
+        <w:tc>
+          <w:tcPr>
+            <w:tcW w:w="2911" w:type="dxa"/>
+          </w:tcPr>
+          <w:p>
+            <w:r>
+              <w:rPr>
+                <w:b/>
+              </w:rPr>
+              <w:t>Alternativa descartada</w:t>
+            </w:r>
+          </w:p>
+        </w:tc>
+        <w:tc>
+          <w:tcPr>
+            <w:tcW w:w="2911" w:type="dxa"/>
+          </w:tcPr>
+          <w:p>
+            <w:r>
+              <w:rPr>
+                <w:b/>
+              </w:rPr>
+              <w:t>Por qué</w:t>
+            </w:r>
+          </w:p>
+        </w:tc>
+      </w:tr>
+      <w:tr>
+        <w:tc>
+          <w:tcPr>
+            <w:tcW w:w="2911" w:type="dxa"/>
+          </w:tcPr>
+          <w:p>
+            <w:r>
+              <w:t>Subproceso Python 3.11 bajo xvfb-run</w:t>
+            </w:r>
+          </w:p>
+        </w:tc>
+        <w:tc>
+          <w:tcPr>
+            <w:tcW w:w="2911" w:type="dxa"/>
+          </w:tcPr>
+          <w:p>
+            <w:r>
+              <w:t>Degradar el kernel de Colab</w:t>
+            </w:r>
+          </w:p>
+        </w:tc>
+        <w:tc>
+          <w:tcPr>
+            <w:tcW w:w="2911" w:type="dxa"/>
+          </w:tcPr>
+          <w:p>
+            <w:r>
+              <w:t>Mantiene el kernel 3.12 (y su acceso a GPU) intacto; el simulador corre aislado.</w:t>
+            </w:r>
+          </w:p>
+        </w:tc>
+      </w:tr>
+      <w:tr>
+        <w:tc>
+          <w:tcPr>
+            <w:tcW w:w="2911" w:type="dxa"/>
+          </w:tcPr>
+          <w:p>
+            <w:r>
+              <w:t>Versiones fijadas (==) + --no-deps para el simulador</w:t>
+            </w:r>
+          </w:p>
+        </w:tc>
+        <w:tc>
+          <w:tcPr>
+            <w:tcW w:w="2911" w:type="dxa"/>
+          </w:tcPr>
+          <w:p>
+            <w:r>
+              <w:t>Resolución automática de pip</w:t>
+            </w:r>
+          </w:p>
+        </w:tc>
+        <w:tc>
+          <w:tcPr>
+            <w:tcW w:w="2911" w:type="dxa"/>
+          </w:tcPr>
+          <w:p>
+            <w:r>
+              <w:t>Reproducibilidad exacta: el entorno carga a la primera en un Colab limpio (regla de oro).</w:t>
+            </w:r>
+          </w:p>
+        </w:tc>
+      </w:tr>
+      <w:tr>
+        <w:tc>
+          <w:tcPr>
+            <w:tcW w:w="2911" w:type="dxa"/>
+          </w:tcPr>
+          <w:p>
+            <w:r>
+              <w:t>Scripts embebidos en los notebooks</w:t>
+            </w:r>
+          </w:p>
+        </w:tc>
+        <w:tc>
+          <w:tcPr>
+            <w:tcW w:w="2911" w:type="dxa"/>
+          </w:tcPr>
+          <w:p>
+            <w:r>
+              <w:t>Depender del estado del repositorio</w:t>
+            </w:r>
+          </w:p>
+        </w:tc>
+        <w:tc>
+          <w:tcPr>
+            <w:tcW w:w="2911" w:type="dxa"/>
+          </w:tcPr>
+          <w:p>
+            <w:r>
+              <w:t>Entrenamiento y evaluación usan las mismas clases byte a byte; model.load() nunca falla por divergencia.</w:t>
+            </w:r>
+          </w:p>
+        </w:tc>
+      </w:tr>
+      <w:tr>
+        <w:tc>
+          <w:tcPr>
+            <w:tcW w:w="2911" w:type="dxa"/>
+          </w:tcPr>
+          <w:p>
+            <w:r>
+              <w:t>SubprocVecEnv con un mapa por proceso</w:t>
+            </w:r>
+          </w:p>
+        </w:tc>
+        <w:tc>
+          <w:tcPr>
+            <w:tcW w:w="2911" w:type="dxa"/>
+          </w:tcPr>
+          <w:p>
+            <w:r>
+              <w:t>DummyVecEnv (un solo proceso)</w:t>
+            </w:r>
+          </w:p>
+        </w:tc>
+        <w:tc>
+          <w:tcPr>
+            <w:tcW w:w="2911" w:type="dxa"/>
+          </w:tcPr>
+          <w:p>
+            <w:r>
+              <w:t>Evita el segfault del estado OpenGL global y multiplica ~5× la recolección de experiencia.</w:t>
+            </w:r>
+          </w:p>
+        </w:tc>
+      </w:tr>
+      <w:tr>
+        <w:tc>
+          <w:tcPr>
+            <w:tcW w:w="2911" w:type="dxa"/>
+          </w:tcPr>
+          <w:p>
+            <w:r>
+              <w:t>Entrenar los 5 mapas simultáneamente</w:t>
+            </w:r>
+          </w:p>
+        </w:tc>
+        <w:tc>
+          <w:tcPr>
+            <w:tcW w:w="2911" w:type="dxa"/>
+          </w:tcPr>
+          <w:p>
+            <w:r>
+              <w:t>Un mapa cada vez (secuencial)</w:t>
+            </w:r>
+          </w:p>
+        </w:tc>
+        <w:tc>
+          <w:tcPr>
+            <w:tcW w:w="2911" w:type="dxa"/>
+          </w:tcPr>
+          <w:p>
+            <w:r>
+              <w:t>Fuerza a aprender el concepto de carril, no un circuito; mejor generalización al mapa oculto.</w:t>
+            </w:r>
+          </w:p>
+        </w:tc>
+      </w:tr>
+      <w:tr>
+        <w:tc>
+          <w:tcPr>
+            <w:tcW w:w="2911" w:type="dxa"/>
+          </w:tcPr>
+          <w:p>
+            <w:r>
+              <w:t>Observación 64×64 gris × 4 frames (uint8)</w:t>
+            </w:r>
+          </w:p>
+        </w:tc>
+        <w:tc>
+          <w:tcPr>
+            <w:tcW w:w="2911" w:type="dxa"/>
+          </w:tcPr>
+          <w:p>
+            <w:r>
+              <w:t>RGB a mayor resolución</w:t>
+            </w:r>
+          </w:p>
+        </w:tc>
+        <w:tc>
+          <w:tcPr>
+            <w:tcW w:w="2911" w:type="dxa"/>
+          </w:tcPr>
+          <w:p>
+            <w:r>
+              <w:t>Cabe un buffer de 100k en RAM y la CNN pequeña entrena rápido; el color no es necesario para el carril.</w:t>
+            </w:r>
+          </w:p>
+        </w:tc>
+      </w:tr>
+      <w:tr>
+        <w:tc>
+          <w:tcPr>
+            <w:tcW w:w="2911" w:type="dxa"/>
+          </w:tcPr>
+          <w:p>
+            <w:r>
+              <w:t>Reward shaping denso con estado del simulador</w:t>
+            </w:r>
+          </w:p>
+        </w:tc>
+        <w:tc>
+          <w:tcPr>
+            <w:tcW w:w="2911" w:type="dxa"/>
+          </w:tcPr>
+          <w:p>
+            <w:r>
+              <w:t>Recompensa nativa (−1000 al salirse)</w:t>
+            </w:r>
+          </w:p>
+        </w:tc>
+        <w:tc>
+          <w:tcPr>
+            <w:tcW w:w="2911" w:type="dxa"/>
+          </w:tcPr>
+          <w:p>
+            <w:r>
+              <w:t>Señal por paso proporcional a la calidad de conducción; escala compatible con el aprendizaje.</w:t>
+            </w:r>
+          </w:p>
+        </w:tc>
+      </w:tr>
+      <w:tr>
+        <w:tc>
+          <w:tcPr>
+            <w:tcW w:w="2911" w:type="dxa"/>
+          </w:tcPr>
+          <w:p>
+            <w:r>
+              <w:t>SpeedSteerWrapper con velocidad ∈ [0.10, 0.40]</w:t>
+            </w:r>
+          </w:p>
+        </w:tc>
+        <w:tc>
+          <w:tcPr>
+            <w:tcW w:w="2911" w:type="dxa"/>
+          </w:tcPr>
+          <w:p>
+            <w:r>
+              <w:t>Acción cruda en [−1, 1]²</w:t>
+            </w:r>
+          </w:p>
+        </w:tc>
+        <w:tc>
+          <w:tcPr>
+            <w:tcW w:w="2911" w:type="dxa"/>
+          </w:tcPr>
+          <w:p>
+            <w:r>
+              <w:t>Elimina la marcha atrás del espacio de búsqueda; la política inicial ya avanza.</w:t>
+            </w:r>
+          </w:p>
+        </w:tc>
+      </w:tr>
+      <w:tr>
+        <w:tc>
+          <w:tcPr>
+            <w:tcW w:w="2911" w:type="dxa"/>
+          </w:tcPr>
+          <w:p>
+            <w:r>
+              <w:t>Checkpoints _best + sobrescritos cada 20k</w:t>
+            </w:r>
+          </w:p>
+        </w:tc>
+        <w:tc>
+          <w:tcPr>
+            <w:tcW w:w="2911" w:type="dxa"/>
+          </w:tcPr>
+          <w:p>
+            <w:r>
+              <w:t>Guardar solo el modelo final</w:t>
+            </w:r>
+          </w:p>
+        </w:tc>
+        <w:tc>
+          <w:tcPr>
+            <w:tcW w:w="2911" w:type="dxa"/>
+          </w:tcPr>
+          <w:p>
+            <w:r>
+              <w:t>El mejor modelo del entrenamiento rara vez es el último; ante una desconexión se pierde ≤ 20k pasos.</w:t>
+            </w:r>
+          </w:p>
+        </w:tc>
+      </w:tr>
+      <w:tr>
+        <w:tc>
+          <w:tcPr>
+            <w:tcW w:w="2911" w:type="dxa"/>
+          </w:tcPr>
+          <w:p>
+            <w:r>
+              <w:t>Mismo presupuesto (150k) y semilla para los tres</w:t>
+            </w:r>
+          </w:p>
+        </w:tc>
+        <w:tc>
+          <w:tcPr>
+            <w:tcW w:w="2911" w:type="dxa"/>
+          </w:tcPr>
+          <w:p>
+            <w:r>
+              <w:t>Presupuestos ad hoc</w:t>
+            </w:r>
+          </w:p>
+        </w:tc>
+        <w:tc>
+          <w:tcPr>
+            <w:tcW w:w="2911" w:type="dxa"/>
+          </w:tcPr>
+          <w:p>
+            <w:r>
+              <w:t>La comparación entre algoritmos es justa: la única variable es el algoritmo.</w:t>
+            </w:r>
+          </w:p>
+        </w:tc>
+      </w:tr>
+      <w:tr>
+        <w:tc>
+          <w:tcPr>
+            <w:tcW w:w="2911" w:type="dxa"/>
+          </w:tcPr>
+          <w:p>
+            <w:r>
+              <w:t>Vídeos de 2 000 pasos multi-episodio</w:t>
+            </w:r>
+          </w:p>
+        </w:tc>
+        <w:tc>
+          <w:tcPr>
+            <w:tcW w:w="2911" w:type="dxa"/>
+          </w:tcPr>
+          <w:p>
+            <w:r>
+              <w:t>Un episodio por vídeo</w:t>
+            </w:r>
+          </w:p>
+        </w:tc>
+        <w:tc>
+          <w:tcPr>
+            <w:tcW w:w="2911" w:type="dxa"/>
+          </w:tcPr>
+          <w:p>
+            <w:r>
+              <w:t>El vídeo dura siempre ~66 s aunque haya colisiones; muestra el comportamiento típico, no un único intento.</w:t>
+            </w:r>
+          </w:p>
+        </w:tc>
+      </w:tr>
+    </w:tbl>
+    <w:p/>
+    <w:p/>
+    <w:p>
+      <w:pPr>
+        <w:spacing w:before="200" w:after="160"/>
+      </w:pPr>
+      <w:r>
+        <w:rPr>
+          <w:b/>
+          <w:color w:val="1B3A6B"/>
+          <w:sz w:val="28"/>
+        </w:rPr>
+        <w:lastRenderedPageBreak/>
+        <w:t>6.2 En qué se parecen y en qué se diferencian</w:t>
+      </w:r>
+    </w:p>
+    <w:p>
+      <w:r>
+        <w:rPr>
+          <w:b/>
+        </w:rPr>
+        <w:t xml:space="preserve">Lo que comparten. </w:t>
+      </w:r>
+      <w:r>
+        <w:t>Los tres modelos consumen exactamente la misma observación (4×64×64 procedente del mismo pipeline de visión), usan la misma CNN extractora de 256 características, se entrenan sobre los mismos 5 mapas con el mismo reward shaping, el mismo presupuesto de 150 000 pasos y la misma semilla, y se evalúan con el mismo protocolo determinista sin shaping. Todo lo común está deliberadamente igualado para aislar el efecto del algoritmo.</w:t>
+      </w:r>
+    </w:p>
+    <w:p>
+      <w:r>
+        <w:rPr>
+          <w:b/>
+        </w:rPr>
+        <w:t>Lo que los distingue:</w:t>
+      </w:r>
+    </w:p>
+    <w:tbl>
+      <w:tblPr>
+        <w:tblStyle w:val="Tablaconcuadrcula"/>
+        <w:tblW w:w="0" w:type="auto"/>
+        <w:tblLook w:val="04A0" w:firstRow="1" w:lastRow="0" w:firstColumn="1" w:lastColumn="0" w:noHBand="0" w:noVBand="1"/>
+      </w:tblPr>
+      <w:tblGrid>
+        <w:gridCol w:w="2183"/>
+        <w:gridCol w:w="2183"/>
+        <w:gridCol w:w="2183"/>
+        <w:gridCol w:w="2183"/>
+      </w:tblGrid>
+      <w:tr>
+        <w:tc>
+          <w:tcPr>
+            <w:tcW w:w="2183" w:type="dxa"/>
+          </w:tcPr>
+          <w:p/>
+        </w:tc>
+        <w:tc>
+          <w:tcPr>
+            <w:tcW w:w="2183" w:type="dxa"/>
+          </w:tcPr>
+          <w:p>
+            <w:r>
+              <w:rPr>
+                <w:b/>
+              </w:rPr>
+              <w:t>DQN</w:t>
+            </w:r>
+          </w:p>
+        </w:tc>
+        <w:tc>
+          <w:tcPr>
+            <w:tcW w:w="2183" w:type="dxa"/>
+          </w:tcPr>
+          <w:p>
+            <w:r>
+              <w:rPr>
+                <w:b/>
+              </w:rPr>
+              <w:t>PPO</w:t>
+            </w:r>
+          </w:p>
+        </w:tc>
+        <w:tc>
+          <w:tcPr>
+            <w:tcW w:w="2183" w:type="dxa"/>
+          </w:tcPr>
+          <w:p>
+            <w:r>
+              <w:rPr>
+                <w:b/>
+              </w:rPr>
+              <w:t>SAC</w:t>
+            </w:r>
+          </w:p>
+        </w:tc>
+      </w:tr>
+      <w:tr>
+        <w:tc>
+          <w:tcPr>
+            <w:tcW w:w="2183" w:type="dxa"/>
+          </w:tcPr>
+          <w:p>
+            <w:r>
+              <w:t>Qué aprende</w:t>
+            </w:r>
+          </w:p>
+        </w:tc>
+        <w:tc>
+          <w:tcPr>
+            <w:tcW w:w="2183" w:type="dxa"/>
+          </w:tcPr>
+          <w:p>
+            <w:r>
+              <w:t>Valores Q(s,a)</w:t>
+            </w:r>
+          </w:p>
+        </w:tc>
+        <w:tc>
+          <w:tcPr>
+            <w:tcW w:w="2183" w:type="dxa"/>
+          </w:tcPr>
+          <w:p>
+            <w:r>
+              <w:t>Política π(a|s) + crítico V(s)</w:t>
+            </w:r>
+          </w:p>
+        </w:tc>
+        <w:tc>
+          <w:tcPr>
+            <w:tcW w:w="2183" w:type="dxa"/>
+          </w:tcPr>
+          <w:p>
+            <w:r>
+              <w:t>Política π(a|s) + 2 críticos Q</w:t>
+            </w:r>
+          </w:p>
+        </w:tc>
+      </w:tr>
+      <w:tr>
+        <w:tc>
+          <w:tcPr>
+            <w:tcW w:w="2183" w:type="dxa"/>
+          </w:tcPr>
+          <w:p>
+            <w:r>
+              <w:t>Tipo de política</w:t>
+            </w:r>
+          </w:p>
+        </w:tc>
+        <w:tc>
+          <w:tcPr>
+            <w:tcW w:w="2183" w:type="dxa"/>
+          </w:tcPr>
+          <w:p>
+            <w:r>
+              <w:t>Implícita (argmax Q)</w:t>
+            </w:r>
+          </w:p>
+        </w:tc>
+        <w:tc>
+          <w:tcPr>
+            <w:tcW w:w="2183" w:type="dxa"/>
+          </w:tcPr>
+          <w:p>
+            <w:r>
+              <w:t>Gaussiana explícita</w:t>
+            </w:r>
+          </w:p>
+        </w:tc>
+        <w:tc>
+          <w:tcPr>
+            <w:tcW w:w="2183" w:type="dxa"/>
+          </w:tcPr>
+          <w:p>
+            <w:r>
+              <w:t>Gaussiana explícita (entropía máx.)</w:t>
+            </w:r>
+          </w:p>
+        </w:tc>
+      </w:tr>
+      <w:tr>
+        <w:tc>
+          <w:tcPr>
+            <w:tcW w:w="2183" w:type="dxa"/>
+          </w:tcPr>
+          <w:p>
+            <w:r>
+              <w:t>Espacio de acción</w:t>
+            </w:r>
+          </w:p>
+        </w:tc>
+        <w:tc>
+          <w:tcPr>
+            <w:tcW w:w="2183" w:type="dxa"/>
+          </w:tcPr>
+          <w:p>
+            <w:r>
+              <w:t>5 maniobras discretas</w:t>
+            </w:r>
+          </w:p>
+        </w:tc>
+        <w:tc>
+          <w:tcPr>
+            <w:tcW w:w="2183" w:type="dxa"/>
+          </w:tcPr>
+          <w:p>
+            <w:r>
+              <w:t>Continuo [v, giro]</w:t>
+            </w:r>
+          </w:p>
+        </w:tc>
+        <w:tc>
+          <w:tcPr>
+            <w:tcW w:w="2183" w:type="dxa"/>
+          </w:tcPr>
+          <w:p>
+            <w:r>
+              <w:t>Continuo [v, giro]</w:t>
+            </w:r>
+          </w:p>
+        </w:tc>
+      </w:tr>
+      <w:tr>
+        <w:tc>
+          <w:tcPr>
+            <w:tcW w:w="2183" w:type="dxa"/>
+          </w:tcPr>
+          <w:p>
+            <w:r>
+              <w:t>Uso de la experiencia</w:t>
+            </w:r>
+          </w:p>
+        </w:tc>
+        <w:tc>
+          <w:tcPr>
+            <w:tcW w:w="2183" w:type="dxa"/>
+          </w:tcPr>
+          <w:p>
+            <w:r>
+              <w:t>Off-policy (replay 100k)</w:t>
+            </w:r>
+          </w:p>
+        </w:tc>
+        <w:tc>
+          <w:tcPr>
+            <w:tcW w:w="2183" w:type="dxa"/>
+          </w:tcPr>
+          <w:p>
+            <w:r>
+              <w:t>On-policy (descarta tras update)</w:t>
+            </w:r>
+          </w:p>
+        </w:tc>
+        <w:tc>
+          <w:tcPr>
+            <w:tcW w:w="2183" w:type="dxa"/>
+          </w:tcPr>
+          <w:p>
+            <w:r>
+              <w:t>Off-policy (replay 100k)</w:t>
+            </w:r>
+          </w:p>
+        </w:tc>
+      </w:tr>
+      <w:tr>
+        <w:tc>
+          <w:tcPr>
+            <w:tcW w:w="2183" w:type="dxa"/>
+          </w:tcPr>
+          <w:p>
+            <w:r>
+              <w:t>Exploración</w:t>
+            </w:r>
+          </w:p>
+        </w:tc>
+        <w:tc>
+          <w:tcPr>
+            <w:tcW w:w="2183" w:type="dxa"/>
+          </w:tcPr>
+          <w:p>
+            <w:r>
+              <w:t>ε-greedy con calendario</w:t>
+            </w:r>
+          </w:p>
+        </w:tc>
+        <w:tc>
+          <w:tcPr>
+            <w:tcW w:w="2183" w:type="dxa"/>
+          </w:tcPr>
+          <w:p>
+            <w:r>
+              <w:t>Estocasticidad propia + bonus fijo</w:t>
+            </w:r>
+          </w:p>
+        </w:tc>
+        <w:tc>
+          <w:tcPr>
+            <w:tcW w:w="2183" w:type="dxa"/>
+          </w:tcPr>
+          <w:p>
+            <w:r>
+              <w:t>Temperatura α automática</w:t>
+            </w:r>
+          </w:p>
+        </w:tc>
+      </w:tr>
+      <w:tr>
+        <w:tc>
+          <w:tcPr>
+            <w:tcW w:w="2183" w:type="dxa"/>
+          </w:tcPr>
+          <w:p>
+            <w:r>
+              <w:t>Estabilidad</w:t>
+            </w:r>
+          </w:p>
+        </w:tc>
+        <w:tc>
+          <w:tcPr>
+            <w:tcW w:w="2183" w:type="dxa"/>
+          </w:tcPr>
+          <w:p>
+            <w:r>
+              <w:t>Target network</w:t>
+            </w:r>
+          </w:p>
+        </w:tc>
+        <w:tc>
+          <w:tcPr>
+            <w:tcW w:w="2183" w:type="dxa"/>
+          </w:tcPr>
+          <w:p>
+            <w:r>
+              <w:t>Clipping del ratio</w:t>
+            </w:r>
+          </w:p>
+        </w:tc>
+        <w:tc>
+          <w:tcPr>
+            <w:tcW w:w="2183" w:type="dxa"/>
+          </w:tcPr>
+          <w:p>
+            <w:r>
+              <w:t>Twin critics + Polyak</w:t>
+            </w:r>
+          </w:p>
+        </w:tc>
+      </w:tr>
+      <w:tr>
+        <w:tc>
+          <w:tcPr>
+            <w:tcW w:w="2183" w:type="dxa"/>
+          </w:tcPr>
+          <w:p>
+            <w:r>
+              <w:t>Coste por paso de simulación</w:t>
+            </w:r>
+          </w:p>
+        </w:tc>
+        <w:tc>
+          <w:tcPr>
+            <w:tcW w:w="2183" w:type="dxa"/>
+          </w:tcPr>
+          <w:p>
+            <w:r>
+              <w:t>Bajo-medio</w:t>
+            </w:r>
+          </w:p>
+        </w:tc>
+        <w:tc>
+          <w:tcPr>
+            <w:tcW w:w="2183" w:type="dxa"/>
+          </w:tcPr>
+          <w:p>
+            <w:r>
+              <w:t>Bajo</w:t>
+            </w:r>
+          </w:p>
+        </w:tc>
+        <w:tc>
+          <w:tcPr>
+            <w:tcW w:w="2183" w:type="dxa"/>
+          </w:tcPr>
+          <w:p>
+            <w:r>
+              <w:t>Alto (varios updates por paso)</w:t>
+            </w:r>
+          </w:p>
+        </w:tc>
+      </w:tr>
+    </w:tbl>
+    <w:p/>
+    <w:p>
+      <w:pPr>
+        <w:spacing w:before="200" w:after="160"/>
+      </w:pPr>
+      <w:r>
+        <w:rPr>
+          <w:b/>
+          <w:color w:val="1B3A6B"/>
+          <w:sz w:val="28"/>
+        </w:rPr>
+        <w:t>6.3 Comportamiento esperado al volante</w:t>
+      </w:r>
+    </w:p>
+    <w:p>
+      <w:pPr>
+        <w:pStyle w:val="Listaconvietas"/>
+      </w:pPr>
+      <w:r>
+        <w:rPr>
+          <w:b/>
+        </w:rPr>
+        <w:t xml:space="preserve">DQN </w:t>
+      </w:r>
+      <w:r>
+        <w:t>conduce a «golpes de volante»: al elegir entre 5 maniobras fijas, las curvas largas se aproximan con zigzag. Suficiente para circuitos suaves; frágil en geometrías cerradas.</w:t>
+      </w:r>
+    </w:p>
+    <w:p>
+      <w:pPr>
+        <w:pStyle w:val="Listaconvietas"/>
+      </w:pPr>
+      <w:r>
+        <w:rPr>
+          <w:b/>
+        </w:rPr>
+        <w:t xml:space="preserve">PPO </w:t>
+      </w:r>
+      <w:r>
+        <w:t>produce trayectorias suaves gracias al control continuo, pero su apetito de muestras hace que con presupuesto limitado pueda quedarse a medio pulir.</w:t>
+      </w:r>
+    </w:p>
+    <w:p>
+      <w:pPr>
+        <w:pStyle w:val="Listaconvietas"/>
+      </w:pPr>
+      <w:r>
+        <w:rPr>
+          <w:b/>
+        </w:rPr>
+        <w:t xml:space="preserve">SAC </w:t>
+      </w:r>
+      <w:r>
+        <w:t>combina la suavidad del control continuo con la eficiencia del replay; la entropía máxima lo hace además menos propenso a sobreajustarse a los circuitos de entrenamiento, lo que debería notarse en el mapa oculto.</w:t>
+      </w:r>
+    </w:p>
+    <w:p>
+      <w:pPr>
+        <w:pageBreakBefore/>
+        <w:spacing w:before="240"/>
+      </w:pPr>
+      <w:r>
+        <w:rPr>
+          <w:b/>
+          <w:color w:val="1B3A6B"/>
+          <w:sz w:val="36"/>
+        </w:rPr>
+        <w:lastRenderedPageBreak/>
+        <w:t>7. Conclusiones</w:t>
+      </w:r>
+    </w:p>
+    <w:p>
+      <w:r>
+        <w:t>El proyecto recorre el arco completo del Aprendizaje por Refuerzo aplicado: de una Q-Table de 64×4 valores escrita a mano sobre NumPy a un agente que conduce en un simulador 3D percibiendo solo píxeles. Cada fase resuelve la limitación estructural de la anterior: la Fase 1 demuestra los fundamentos pero no escala a estados continuos; la Fase 2 escala mediante redes convolucionales pero obliga a elegir entre eficiencia de muestras (DQN) y control continuo (PPO); la Fase 3 (SAC) elimina esa disyuntiva.</w:t>
+      </w:r>
+    </w:p>
+    <w:p>
+      <w:pPr/>
+      <w:r>
+        <w:t>Los números finales lo confirman: con un presupuesto idéntico de 150 000 pasos, la recompensa final de entrenamiento fue de 113.1 para DQN, 986.9 para PPO y 2 409.4 para SAC. Cada salto de diseño multiplicó el resultado: pasar de acciones discretas a control continuo aportó un factor de casi 9, y añadir el aprendizaje off-policy con máxima entropía lo multiplicó de nuevo por 2.4, todo ello con la misma visión, la misma recompensa y la misma semilla.</w:t>
+      </w:r>
+    </w:p>
+    <w:tbl>
+      <w:tblPr>
+        <w:tblStyle w:val="Tablaconcuadrcula"/>
+        <w:tblW w:type="auto" w:w="0"/>
+        <w:tblLook w:firstColumn="1" w:firstRow="1" w:lastColumn="0" w:lastRow="0" w:noHBand="0" w:noVBand="1" w:val="04A0"/>
+      </w:tblPr>
+      <w:tblGrid>
+        <w:gridCol w:w="1746"/>
+        <w:gridCol w:w="1746"/>
+        <w:gridCol w:w="1746"/>
+        <w:gridCol w:w="1746"/>
+        <w:gridCol w:w="1746"/>
+      </w:tblGrid>
+      <w:tr>
+        <w:tc>
+          <w:tcPr>
+            <w:tcW w:type="dxa" w:w="1746"/>
+          </w:tcPr>
+          <w:p>
+            <w:r/>
+            <w:r>
+              <w:rPr>
+                <w:b/>
+                <w:sz w:val="19"/>
+              </w:rPr>
+              <w:t>Algoritmo</w:t>
+            </w:r>
+          </w:p>
+        </w:tc>
+        <w:tc>
+          <w:tcPr>
+            <w:tcW w:type="dxa" w:w="1746"/>
+          </w:tcPr>
+          <w:p>
+            <w:r/>
+            <w:r>
+              <w:rPr>
+                <w:b/>
+                <w:sz w:val="19"/>
+              </w:rPr>
+              <w:t>Acciones</w:t>
+            </w:r>
+          </w:p>
+        </w:tc>
+        <w:tc>
+          <w:tcPr>
+            <w:tcW w:type="dxa" w:w="1746"/>
+          </w:tcPr>
+          <w:p>
+            <w:r/>
+            <w:r>
+              <w:rPr>
+                <w:b/>
+                <w:sz w:val="19"/>
+              </w:rPr>
+              <w:t>Recompensa final (media móvil 20)</w:t>
+            </w:r>
+          </w:p>
+        </w:tc>
+        <w:tc>
+          <w:tcPr>
+            <w:tcW w:type="dxa" w:w="1746"/>
+          </w:tcPr>
+          <w:p>
+            <w:r/>
+            <w:r>
+              <w:rPr>
+                <w:b/>
+                <w:sz w:val="19"/>
+              </w:rPr>
+              <w:t>Duración media del episodio</w:t>
+            </w:r>
+          </w:p>
+        </w:tc>
+        <w:tc>
+          <w:tcPr>
+            <w:tcW w:type="dxa" w:w="1746"/>
+          </w:tcPr>
+          <w:p>
+            <w:r/>
+            <w:r>
+              <w:rPr>
+                <w:b/>
+                <w:sz w:val="19"/>
+              </w:rPr>
+              <w:t>Observación</w:t>
+            </w:r>
+          </w:p>
+        </w:tc>
+      </w:tr>
+      <w:tr>
+        <w:tc>
+          <w:tcPr>
+            <w:tcW w:type="dxa" w:w="1746"/>
+          </w:tcPr>
+          <w:p>
+            <w:r/>
+            <w:r>
+              <w:rPr>
+                <w:sz w:val="19"/>
+              </w:rPr>
+              <w:t>DQN</w:t>
+            </w:r>
+          </w:p>
+        </w:tc>
+        <w:tc>
+          <w:tcPr>
+            <w:tcW w:type="dxa" w:w="1746"/>
+          </w:tcPr>
+          <w:p>
+            <w:r/>
+            <w:r>
+              <w:rPr>
+                <w:sz w:val="19"/>
+              </w:rPr>
+              <w:t>Discretas (5)</w:t>
+            </w:r>
+          </w:p>
+        </w:tc>
+        <w:tc>
+          <w:tcPr>
+            <w:tcW w:type="dxa" w:w="1746"/>
+          </w:tcPr>
+          <w:p>
+            <w:r/>
+            <w:r>
+              <w:rPr>
+                <w:sz w:val="19"/>
+              </w:rPr>
+              <w:t>113.1</w:t>
+            </w:r>
+          </w:p>
+        </w:tc>
+        <w:tc>
+          <w:tcPr>
+            <w:tcW w:type="dxa" w:w="1746"/>
+          </w:tcPr>
+          <w:p>
+            <w:r/>
+            <w:r>
+              <w:rPr>
+                <w:sz w:val="19"/>
+              </w:rPr>
+              <w:t>~92 pasos</w:t>
+            </w:r>
+          </w:p>
+        </w:tc>
+        <w:tc>
+          <w:tcPr>
+            <w:tcW w:type="dxa" w:w="1746"/>
+          </w:tcPr>
+          <w:p>
+            <w:r/>
+            <w:r>
+              <w:rPr>
+                <w:sz w:val="19"/>
+              </w:rPr>
+              <w:t>Evaluación nativa: −1071.62 ± 11.73 (se sale del carril)</w:t>
+            </w:r>
+          </w:p>
+        </w:tc>
+      </w:tr>
+      <w:tr>
+        <w:tc>
+          <w:tcPr>
+            <w:tcW w:type="dxa" w:w="1746"/>
+          </w:tcPr>
+          <w:p>
+            <w:r/>
+            <w:r>
+              <w:rPr>
+                <w:sz w:val="19"/>
+              </w:rPr>
+              <w:t>PPO</w:t>
+            </w:r>
+          </w:p>
+        </w:tc>
+        <w:tc>
+          <w:tcPr>
+            <w:tcW w:type="dxa" w:w="1746"/>
+          </w:tcPr>
+          <w:p>
+            <w:r/>
+            <w:r>
+              <w:rPr>
+                <w:sz w:val="19"/>
+              </w:rPr>
+              <w:t>Continuas</w:t>
+            </w:r>
+          </w:p>
+        </w:tc>
+        <w:tc>
+          <w:tcPr>
+            <w:tcW w:type="dxa" w:w="1746"/>
+          </w:tcPr>
+          <w:p>
+            <w:r/>
+            <w:r>
+              <w:rPr>
+                <w:sz w:val="19"/>
+              </w:rPr>
+              <w:t>986.9</w:t>
+            </w:r>
+          </w:p>
+        </w:tc>
+        <w:tc>
+          <w:tcPr>
+            <w:tcW w:type="dxa" w:w="1746"/>
+          </w:tcPr>
+          <w:p>
+            <w:r/>
+            <w:r>
+              <w:rPr>
+                <w:sz w:val="19"/>
+              </w:rPr>
+              <w:t>~341 pasos</w:t>
+            </w:r>
+          </w:p>
+        </w:tc>
+        <w:tc>
+          <w:tcPr>
+            <w:tcW w:type="dxa" w:w="1746"/>
+          </w:tcPr>
+          <w:p>
+            <w:r/>
+            <w:r>
+              <w:rPr>
+                <w:sz w:val="19"/>
+              </w:rPr>
+              <w:t>Conducción suave; el vídeo muestra seguimiento de carril sostenido</w:t>
+            </w:r>
+          </w:p>
+        </w:tc>
+      </w:tr>
+      <w:tr>
+        <w:tc>
+          <w:tcPr>
+            <w:tcW w:type="dxa" w:w="1746"/>
+          </w:tcPr>
+          <w:p>
+            <w:r/>
+            <w:r>
+              <w:rPr>
+                <w:sz w:val="19"/>
+              </w:rPr>
+              <w:t>SAC</w:t>
+            </w:r>
+          </w:p>
+        </w:tc>
+        <w:tc>
+          <w:tcPr>
+            <w:tcW w:type="dxa" w:w="1746"/>
+          </w:tcPr>
+          <w:p>
+            <w:r/>
+            <w:r>
+              <w:rPr>
+                <w:sz w:val="19"/>
+              </w:rPr>
+              <w:t>Continuas</w:t>
+            </w:r>
+          </w:p>
+        </w:tc>
+        <w:tc>
+          <w:tcPr>
+            <w:tcW w:type="dxa" w:w="1746"/>
+          </w:tcPr>
+          <w:p>
+            <w:r/>
+            <w:r>
+              <w:rPr>
+                <w:sz w:val="19"/>
+              </w:rPr>
+              <w:t>2 409.4</w:t>
+            </w:r>
+          </w:p>
+        </w:tc>
+        <w:tc>
+          <w:tcPr>
+            <w:tcW w:type="dxa" w:w="1746"/>
+          </w:tcPr>
+          <w:p>
+            <w:r/>
+            <w:r>
+              <w:rPr>
+                <w:sz w:val="19"/>
+              </w:rPr>
+              <w:t>~517 pasos</w:t>
+            </w:r>
+          </w:p>
+        </w:tc>
+        <w:tc>
+          <w:tcPr>
+            <w:tcW w:type="dxa" w:w="1746"/>
+          </w:tcPr>
+          <w:p>
+            <w:r/>
+            <w:r>
+              <w:rPr>
+                <w:sz w:val="19"/>
+              </w:rPr>
+              <w:t>Mejor agente: máxima recompensa y episodios más largos</w:t>
+            </w:r>
+          </w:p>
+        </w:tc>
+      </w:tr>
+    </w:tbl>
+    <w:p>
+      <w:pPr>
+        <w:jc w:val="center"/>
+      </w:pPr>
+      <w:r>
+        <w:rPr>
+          <w:i/>
+          <w:sz w:val="19"/>
+        </w:rPr>
+        <w:t>Tabla: comparativa final de los tres algoritmos con presupuesto idéntico de 150 000 pasos y la misma recompensa moldeada de entrenamiento. Para DQN se incluye además la evaluación determinista sin shaping (recompensa nativa, 5 episodios).</w:t>
+      </w:r>
+    </w:p>
+    <w:p>
+      <w:pPr>
+        <w:spacing w:before="200" w:after="80"/>
+        <w:jc w:val="center"/>
+        <w:rPr>
+          <w:color w:val="FF0000"/>
+        </w:rPr>
+      </w:pPr>
+      <w:r>
+        <w:drawing>
+          <wp:inline xmlns:a="http://schemas.openxmlformats.org/drawingml/2006/main" xmlns:pic="http://schemas.openxmlformats.org/drawingml/2006/picture">
+            <wp:extent cx="5760000" cy="1564151"/>
+            <wp:docPr id="15" name="Picture 15"/>
+            <wp:cNvGraphicFramePr>
+              <a:graphicFrameLocks noChangeAspect="1"/>
+            </wp:cNvGraphicFramePr>
+            <a:graphic>
+              <a:graphicData uri="http://schemas.openxmlformats.org/drawingml/2006/picture">
+                <pic:pic>
+                  <pic:nvPicPr>
+                    <pic:cNvPr id="0" name="video_frames.png"/>
+                    <pic:cNvPicPr/>
+                  </pic:nvPicPr>
+                  <pic:blipFill>
+                    <a:blip r:embed="rId22"/>
+                    <a:stretch>
+                      <a:fillRect/>
+                    </a:stretch>
+                  </pic:blipFill>
+                  <pic:spPr>
+                    <a:xfrm>
+                      <a:off x="0" y="0"/>
+                      <a:ext cx="5760000" cy="1564151"/>
+                    </a:xfrm>
+                    <a:prstGeom prst="rect"/>
+                  </pic:spPr>
+                </pic:pic>
+              </a:graphicData>
+            </a:graphic>
+          </wp:inline>
+        </w:drawing>
+      </w:r>
+    </w:p>
+    <w:p>
+      <w:pPr>
+        <w:jc w:val="center"/>
+      </w:pPr>
+      <w:r>
+        <w:rPr>
+          <w:i/>
+          <w:sz w:val="19"/>
+        </w:rPr>
+        <w:t>Figura 12. Fotogramas de los vídeos de evaluación de cada agente en loop_empty (2 000 pasos, ~66 s por vídeo, con reinicio automático del episodio).</w:t>
+      </w:r>
+    </w:p>
+    <w:p>
+      <w:r>
+        <w:t>Más allá de los números, las conclusiones de ingeniería que consideramos más valiosas:</w:t>
+      </w:r>
+    </w:p>
+    <w:p>
+      <w:pPr>
+        <w:pStyle w:val="Listaconvietas"/>
+      </w:pPr>
+      <w:r>
+        <w:t>La integración (versiones, subprocesos, render headless, aislamiento de procesos OpenGL) consumió tanto esfuerzo como el RL en sí, y es la condición de posibilidad de todo lo demás: sin un entorno reproducible que carga a la primera, no hay proyecto.</w:t>
+      </w:r>
+    </w:p>
+    <w:p>
+      <w:pPr>
+        <w:pStyle w:val="Listaconvietas"/>
+      </w:pPr>
+      <w:r>
+        <w:t>El diseño de la recompensa importa más que el ajuste fino de hiperparámetros: el paso de la señal nativa (−1000/casi nada) al shaping denso por posición en el carril fue el mayor salto de calidad de todo el proyecto.</w:t>
+      </w:r>
+    </w:p>
+    <w:p>
+      <w:pPr>
+        <w:pStyle w:val="Listaconvietas"/>
+      </w:pPr>
+      <w:r>
+        <w:t>Igualar todo lo que no es el algoritmo (visión, acciones, recompensa, presupuesto, semilla) es lo que convierte tres entrenamientos en un experimento comparativo con conclusiones defendibles.</w:t>
+      </w:r>
+    </w:p>
+    <w:p>
+      <w:pPr>
+        <w:pStyle w:val="Listaconvietas"/>
+      </w:pPr>
+      <w:proofErr w:type="spellStart"/>
+      <w:r>
+        <w:t>Guardar</w:t>
+      </w:r>
+      <w:proofErr w:type="spellEnd"/>
+      <w:r>
+        <w:t xml:space="preserve"> </w:t>
+      </w:r>
+      <w:proofErr w:type="spellStart"/>
+      <w:r>
+        <w:t>el</w:t>
+      </w:r>
+      <w:proofErr w:type="spellEnd"/>
+      <w:r>
+        <w:t xml:space="preserve"> </w:t>
+      </w:r>
+      <w:proofErr w:type="spellStart"/>
+      <w:r>
+        <w:t>mejor</w:t>
+      </w:r>
+      <w:proofErr w:type="spellEnd"/>
+      <w:r>
+        <w:t xml:space="preserve"> checkpoint y </w:t>
+      </w:r>
+      <w:proofErr w:type="spellStart"/>
+      <w:r>
+        <w:t>hacer</w:t>
+      </w:r>
+      <w:proofErr w:type="spellEnd"/>
+      <w:r>
+        <w:t xml:space="preserve"> backups </w:t>
+      </w:r>
+      <w:proofErr w:type="spellStart"/>
+      <w:r>
+        <w:t>periódicos</w:t>
+      </w:r>
+      <w:proofErr w:type="spellEnd"/>
+      <w:r>
+        <w:t xml:space="preserve"> convierte una sesión de Colab frágil en un proceso recuperable.</w:t>
+      </w:r>
+    </w:p>
+    <w:p>
+      <w:r>
+        <w:rPr>
+          <w:b/>
+        </w:rPr>
+        <w:t xml:space="preserve">Trabajo futuro. </w:t>
+      </w:r>
+      <w:r>
+        <w:t xml:space="preserve">Las extensiones naturales son: aleatorización de dominio (iluminación, texturas) para reforzar la generalización al mapa oculto; repetición de acción (action repeat) para suavizar el control y acelerar la simulación efectiva; una recompensa con progreso por tramo que evite óptimos locales de conducción lenta; y el escalado del presupuesto a 300k+ pasos, que el run preliminar sugiere que los tres algoritmos </w:t>
+      </w:r>
+      <w:r>
+        <w:t>(</w:t>
+      </w:r>
+      <w:proofErr w:type="spellStart"/>
+      <w:r>
+        <w:t>especialmente</w:t>
+      </w:r>
+      <w:proofErr w:type="spellEnd"/>
+      <w:r>
+        <w:t xml:space="preserve"> PPO y SAC</w:t>
+      </w:r>
+      <w:r>
+        <w:t>)</w:t>
+      </w:r>
+      <w:r>
+        <w:t xml:space="preserve"> </w:t>
+      </w:r>
+      <w:proofErr w:type="spellStart"/>
+      <w:r>
+        <w:t>todavía</w:t>
+      </w:r>
+      <w:proofErr w:type="spellEnd"/>
+      <w:r>
+        <w:t xml:space="preserve"> </w:t>
+      </w:r>
+      <w:proofErr w:type="spellStart"/>
+      <w:r>
+        <w:t>aprovecharían</w:t>
+      </w:r>
+      <w:proofErr w:type="spellEnd"/>
+      <w:r>
+        <w:t>.</w:t>
       </w:r>
     </w:p>
     <w:sectPr>
